--- a/docs/exposition/downloads/CTM_analysis_fr.docx
+++ b/docs/exposition/downloads/CTM_analysis_fr.docx
@@ -380,10 +380,7 @@
     </w:p>
     <w:p>
       <w:r>
-        <w:rPr>
-          <w:b w:val="0"/>
-        </w:rPr>
-        <w:t>Je vois la principale réussite du projet dans l’articulation de trois questions que l’on peut aisément traiter séparément : à partir de quoi l’homme vit-il, peut-il répondre lui-même, et quelles conditions sociales rendent cette réponse possible ? La difficulté majeure tient à la démonstration des passages entre ces questions. L’impossibilité d’une autofondation absolue exige encore un passage distinct vers le Dieu personnel ; l’analogie structurelle avec la Trinité doit être éprouvée ; un diagnostic solide de la pratique humaine ne prouve pas le salut.</w:t>
+        <w:t>L’un des apports importants du projet est l’articulation de trois questions souvent traitées séparément : à partir de quoi l’homme vit-il, peut-il devenir l’auteur de sa propre réponse, et quelles conditions sociales rendent cette réponse possible ? La difficulté majeure tient à la démonstration des passages entre ces questions. L’impossibilité d’une autofondation absolue exige encore un passage distinct vers le Dieu personnel ; l’analogie structurelle avec la Trinité doit être éprouvée ; un diagnostic solide de la pratique humaine ne prouve pas le salut.</w:t>
       </w:r>
     </w:p>
     <w:p>
@@ -528,10 +525,7 @@
     </w:p>
     <w:p>
       <w:r>
-        <w:rPr>
-          <w:b w:val="0"/>
-        </w:rPr>
-        <w:t>Cela élargit la question de la vérité sans supprimer l’exactitude des énoncés. Si les faits sont faux, la volonté de vivre « selon la vérité » peut n’être que la fidélité cohérente à une erreur. Une lecture forte de CTM associe donc la vérifiabilité des jugements à la disposition existentielle à en accepter les conséquences. Dans le volume III, cette association est protégée par l’exigence de distinguer fait, interprétation, norme, projet et prévision.</w:t>
+        <w:t>Cela élargit la question de la vérité sans supprimer l’exactitude des énoncés. Si les faits sont faux, la volonté de vivre « selon la vérité » peut n’être que la fidélité cohérente à une erreur. Dans l’interprétation proposée ici, CTM associe donc la vérifiabilité des jugements à la disposition existentielle à en accepter les conséquences. Dans le volume III, cette association est protégée par l’exigence de distinguer fait, interprétation, norme, projet et prévision.</w:t>
       </w:r>
     </w:p>
     <w:p>
@@ -666,10 +660,7 @@
     </w:p>
     <w:p>
       <w:r>
-        <w:rPr>
-          <w:b w:val="0"/>
-        </w:rPr>
-        <w:t>Cette distinction est également nécessaire à la compréhension de l’image de Dieu. La possibilité de répondre ne disparaît pas automatiquement lorsqu’une réponse est fausse ; sinon, la responsabilité du mal deviendrait incompréhensible. Il faut distinguer la présence d’une capacité, son actualisation effective et la qualité de son orientation. Plusieurs formulations du volume I emploient cependant « subjectalité » dans un sens plus exigeant et chargé de normativité : comme rapport déjà juste à la Réalité. C’est un changement d’accent important, auquel nous reviendrons dans la partie critique. [III, §§11–13, 125 ; II, « Ontogenèse de la subjectalité », §15.]</w:t>
+        <w:t>Cette distinction est également nécessaire à la compréhension de l’image de Dieu. La possibilité de répondre ne disparaît pas automatiquement lorsqu’une réponse est fausse ; sinon, la responsabilité du mal deviendrait incompréhensible. Il faut distinguer la présence d’une capacité, son actualisation effective et la qualité de son orientation. Plusieurs formulations du volume I emploient cependant « subjectalité » dans un sens plus exigeant et chargé de normativité : comme rapport déjà juste à la Réalité. C’est un changement d’accent important, qui est examiné dans la partie critique. [III, §§11–13, 125 ; II, « Ontogenèse de la subjectalité », §15.]</w:t>
       </w:r>
     </w:p>
     <w:p>
@@ -944,10 +935,7 @@
     </w:p>
     <w:p>
       <w:r>
-        <w:rPr>
-          <w:b w:val="0"/>
-        </w:rPr>
-        <w:t>S’accepter soi-même ne signifie pas, dans ce processus, être satisfait de soi. L’homme accepte le porteur de son histoire pour devenir capable de la poursuivre et de la transformer. L’identité se forme comme continuité de la réponse : en changeant, je peux reconnaître mon acte passé comme mien, en corriger les conséquences et ne pas attribuer mon passé à un étranger que j’aurais prétendument été autrefois.</w:t>
+        <w:t>S’accepter soi-même ne signifie pas, dans ce processus, être satisfait de soi. L’homme accepte le porteur de son histoire pour devenir capable de la poursuivre et de la transformer. L’identité se forme comme continuité de la réponse : tout en changeant, la personne peut reconnaître son acte passé comme sien, en corriger les conséquences et ne pas attribuer son passé à un étranger qu’elle aurait prétendument été autrefois.</w:t>
       </w:r>
     </w:p>
     <w:p>
@@ -1212,10 +1200,7 @@
     </w:p>
     <w:p>
       <w:r>
-        <w:rPr>
-          <w:b w:val="0"/>
-        </w:rPr>
-        <w:t>L’une des formulations les plus riches du volume II distingue l’absoluité de Dieu de la signification absolue de la personne pour Dieu. L’homme est fini et créé. Mais sa finitude ne signifie pas qu’il soit remplaçable ni qu’il puisse être sacrifié comme matériau consommable à une totalité impersonnelle.</w:t>
+        <w:t>Le volume II distingue l’absoluité de Dieu de la signification absolue de la personne pour Dieu. L’homme est fini et créé. Mais sa finitude ne signifie pas qu’il soit remplaçable ni qu’il puisse être sacrifié comme matériau consommable à une totalité impersonnelle.</w:t>
       </w:r>
     </w:p>
     <w:p>
@@ -1228,10 +1213,7 @@
     </w:p>
     <w:p>
       <w:r>
-        <w:rPr>
-          <w:b w:val="0"/>
-        </w:rPr>
-        <w:t>CTM propose ici un fondement théologique puissant de l’irremplaçabilité. Mais affirmer qu’aucun autre fondement philosophique de cette irremplaçabilité n’est possible serait une thèse distincte et plus large. La force de la solution chrétienne ne suffit pas à l’établir : il faut examiner les arguments concurrents. [II, « Subjectalité eschatologique », §§11–12.]</w:t>
+        <w:t>Dans le cadre de ses présupposés chrétiens, CTM propose ici un fondement théologique de l’irremplaçabilité. Mais affirmer qu’aucun autre fondement philosophique de cette irremplaçabilité n’est possible serait une thèse distincte et plus large. La force de la solution chrétienne ne suffit pas à l’établir : il faut examiner les arguments concurrents. [II, « Subjectalité eschatologique », §§11–12.]</w:t>
       </w:r>
     </w:p>
     <w:p>
@@ -1286,10 +1268,7 @@
     </w:p>
     <w:p>
       <w:r>
-        <w:rPr>
-          <w:b w:val="0"/>
-        </w:rPr>
-        <w:t>La Croix occupe une place centrale dans CTM parce qu’elle sépare la fidélité à la vérité de la garantie de sa propre réussite. Si seul est tenu pour vrai ce qui préserve ma force, mon prestige et ma sécurité, je demeure moi-même le fondement ultime. La pratique de la Croix signifie la possibilité de renoncer à cette condition.</w:t>
+        <w:t>La Croix occupe une place centrale dans CTM parce qu’elle sépare la fidélité à la vérité de la garantie de sa propre réussite. Si une personne ne tient pour vrai que ce qui préserve sa force, son prestige et sa sécurité, elle continue de se considérer comme son propre fondement ultime. La pratique de la Croix signifie la possibilité de renoncer à cette condition.</w:t>
       </w:r>
     </w:p>
     <w:p>
@@ -1474,10 +1453,7 @@
     </w:p>
     <w:p>
       <w:r>
-        <w:rPr>
-          <w:b w:val="0"/>
-        </w:rPr>
-        <w:t>La communication ontologique commence là où autrui peut non seulement me transmettre des informations, mais transformer les fondements de ma compréhension. Je reconnais qu’il n’existe pas comme personnage de ma vision du monde. Sa réponse peut révéler ce que ma carte ne contient pas.</w:t>
+        <w:t>La communication ontologique commence là où la rencontre d’autrui peut non seulement apporter de nouvelles informations, mais aussi transformer les fondements de la compréhension d’une personne. Cela exige de reconnaître la réalité propre de l’interlocuteur, irréductible à sa place dans la vision du monde de cette personne. La réponse d’autrui peut révéler ce que cette carte ne contient pas.</w:t>
       </w:r>
     </w:p>
     <w:p>
@@ -1554,10 +1530,7 @@
     </w:p>
     <w:p>
       <w:r>
-        <w:rPr>
-          <w:b w:val="0"/>
-        </w:rPr>
-        <w:t>C’est la question ecclésiologique la plus radicale de CTM : la vie ecclésiale produit-elle des hommes capables de répondre eux-mêmes à Dieu ? Sa radicalité n’exige pas de nier l’institution. Elle exige au contraire que celle-ci montre sa fidélité à la destination pour laquelle elle existe.</w:t>
+        <w:t>L’une des questions ecclésiologiques centrales de CTM peut ainsi être formulée : la vie ecclésiale produit-elle des hommes capables de répondre eux-mêmes à Dieu ? Cette manière de poser la question n’exige pas de nier l’institution. Elle exige que celle-ci montre sa fidélité à la destination pour laquelle elle existe.</w:t>
       </w:r>
     </w:p>
     <w:p>
@@ -2198,10 +2171,7 @@
     </w:p>
     <w:p>
       <w:r>
-        <w:rPr>
-          <w:b w:val="0"/>
-        </w:rPr>
-        <w:t>L’objection la plus forte ne consiste pas à nier toute réalité. Elle demande pourquoi la reconnaissance du caractère faillible des cartes ne pourrait pas s’accorder avec des critères limités et révisables, sans Fondement maximal unique. CTM répond en invoquant la régression des critères et le danger d’absolutiser le partiel. Pour trancher le débat, il faut montrer pourquoi cette régression exige précisément un fondement personnel, et comment le recours humain à celui-ci évite de transformer sa propre image de Dieu en une nouvelle carte soustraite à la vérification.</w:t>
+        <w:t>Une objection importante ne consiste pas à nier toute réalité. Elle demande pourquoi la reconnaissance du caractère faillible des cartes ne pourrait pas s’accorder avec des critères limités et révisables, sans Fondement maximal unique. CTM répond en invoquant la régression des critères et le danger d’absolutiser le partiel. Pour trancher le débat, il faut montrer pourquoi cette régression exige précisément un fondement personnel, et comment le recours humain à celui-ci évite de transformer sa propre image de Dieu en une nouvelle carte soustraite à la vérification.</w:t>
       </w:r>
     </w:p>
     <w:p>
@@ -2578,10 +2548,7 @@
     </w:p>
     <w:p>
       <w:r>
-        <w:rPr>
-          <w:b w:val="0"/>
-        </w:rPr>
-        <w:t>La reconstruction la plus ramassée de CTM est la suivante : l’homme reçoit l’être mais est appelé à répondre lui-même ; une réponse propre exige la distinction entre la Réalité et sa carte, l’acceptation des conséquences et l’ouverture à la correction ; le christianisme révèle le fondement ultime de cette réponse dans le Dieu trinitaire et sa destination dans la communion éternelle ; les formes historiques doivent être évaluées selon qu’elles rendent cette réponse possible.</w:t>
+        <w:t>La thèse centrale de CTM peut être reconstruite ainsi : l’homme reçoit l’être mais est appelé à répondre lui-même ; une réponse propre exige la distinction entre la Réalité et sa carte, l’acceptation des conséquences et l’ouverture à la correction ; le christianisme révèle le fondement ultime de cette réponse dans le Dieu trinitaire et sa destination dans la communion éternelle ; les formes historiques doivent être évaluées selon qu’elles rendent cette réponse possible.</w:t>
       </w:r>
     </w:p>
     <w:p>

--- a/docs/exposition/downloads/CTM_analysis_fr.docx
+++ b/docs/exposition/downloads/CTM_analysis_fr.docx
@@ -1731,18 +1731,12 @@
     </w:p>
     <w:p>
       <w:r>
-        <w:rPr>
-          <w:b w:val="0"/>
-        </w:rPr>
-        <w:t>Le principe théologique central est que l’action de Dieu ne doit pas être pensée comme concurrente de l’action humaine. Si la grâce guérit la nature humaine, son résultat est une capacité plus complète de l’homme à répondre, non la disparition de l’auteur de la réponse.</w:t>
-      </w:r>
-    </w:p>
-    <w:p>
-      <w:r>
-        <w:rPr>
-          <w:b w:val="0"/>
-        </w:rPr>
-        <w:t>Cela formule cependant un principe de compatibilité, non une théorie exhaustive de la synergie. Comment l’action divine et la causalité humaine s’articulent-elles dans un acte libre concret ? Où se distinguent capacité naturelle, guérison par la grâce et acceptation personnelle ? L’auteur laisse ces questions ouvertes. On ne peut donc ni déclarer la grâce absente de CTM ni considérer le problème comme entièrement résolu.</w:t>
+        <w:t>Dans CTM, la grâce est présupposée dès le départ comme condition de possibilité du choix humain et d’une réponse propre. La « Condition interprétative » de CTM I applique explicitement ce principe à tous les énoncés concernant le choix et la capacité du sujet à adopter une position déterminée. L’autorat humain est donc envisagé comme l’exercice d’une capacité d’agir donnée et guérie par Dieu. L’action de Dieu ne doit pas être pensée comme concurrente de l’action humaine : la guérison de la nature signifie une capacité plus complète de l’homme à répondre, non la disparition de l’auteur de la réponse. [CTM I, « Condition interprétative » ; CTM III, « À la recherche d’une pneumatologie », §14.]</w:t>
+      </w:r>
+    </w:p>
+    <w:p>
+      <w:r>
+        <w:t>Cependant, la possibilité de l’autorat humain accordée par la grâce ne signifie pas que chaque réponse soit déterminée par la grâce : l’homme peut donner une réponse fausse, destructrice et pécheresse, dont il assume la responsabilité quant au contenu. Ainsi, la place de la grâce comme condition de possibilité de la réponse est définie dans CTM. Reste ouverte une théorie exhaustive du rapport entre l’action divine et la causalité humaine dans un acte libre concret, y compris la distinction entre capacité naturelle, guérison par la grâce et acceptation personnelle. Cette limite est explicitement indiquée par l’auteur et n’annule pas le fondement déjà établi. [CTM III, « À la recherche d’une pneumatologie », §§14, 18.]</w:t>
       </w:r>
     </w:p>
     <w:p>

--- a/docs/exposition/downloads/CTM_analysis_fr.docx
+++ b/docs/exposition/downloads/CTM_analysis_fr.docx
@@ -1731,7 +1731,7 @@
     </w:p>
     <w:p>
       <w:r>
-        <w:t>Dans CTM, la grâce est présupposée dès le départ comme condition de possibilité du choix humain et d’une réponse propre. La « Condition interprétative » de CTM I applique explicitement ce principe à tous les énoncés concernant le choix et la capacité du sujet à adopter une position déterminée. L’autorat humain est donc envisagé comme l’exercice d’une capacité d’agir donnée et guérie par Dieu. L’action de Dieu ne doit pas être pensée comme concurrente de l’action humaine : la guérison de la nature signifie une capacité plus complète de l’homme à répondre, non la disparition de l’auteur de la réponse. [CTM I, « Condition interprétative » ; CTM III, « À la recherche d’une pneumatologie », §14.]</w:t>
+        <w:t>Dans CTM, la grâce est envisagée comme un horizon donné par le Dieu Trinitaire Personnel, dans lequel deviennent possibles la liberté, l’humanité et la réponse propre de l’homme. Cette formulation a été précisée par l’auteur lors de la préparation du présent exposé. En ne reconnaissant pas et en ne s’appropriant pas l’horizon de liberté et d’humanité donné par le Dieu Trinitaire Personnel, l’homme risque de perdre la subjectalité humaine (personnelle) déjà acquise. Le fondement de cette précision se trouve dans la « Condition interprétative » de CTM I : la grâce est présupposée comme condition de possibilité du choix dans tous les énoncés concernant le choix et la capacité du sujet à adopter une position déterminée. L’autorat humain est donc envisagé comme l’exercice d’une capacité d’agir donnée et guérie par Dieu. L’action de Dieu ne doit pas être pensée comme concurrente de l’action humaine : la guérison de la nature signifie une capacité plus complète de l’homme à répondre, non la disparition de l’auteur de la réponse. [CTM I, « Condition interprétative » ; CTM III, « À la recherche d’une pneumatologie », §14.]</w:t>
       </w:r>
     </w:p>
     <w:p>

--- a/docs/exposition/downloads/CTM_analysis_fr.docx
+++ b/docs/exposition/downloads/CTM_analysis_fr.docx
@@ -427,18 +427,57 @@
     </w:p>
     <w:p>
       <w:r>
+        <w:t>CTM associe cette prétention à la plénitude de l’existence humaine. Le Christ ne vient pas fixer l’homme dans le rôle d’un élément obéissant d’un ordre préexistant. La relation au Christ doit transformer sa capacité de voir, de comprendre, de communiquer, d’agir et de se préserver face à la mort. Le projet considère donc la foi comme un mode d’être, et la vie ecclésiale comme l’espace de sa formation. [I, introduction à l’« Essai de métaphysique appliquée du sujet » ; « Le point de départ. Autrefois originel » ; « Les fonctions de l’Église ».]</w:t>
+      </w:r>
+    </w:p>
+    <w:p>
+      <w:pPr>
+        <w:pStyle w:val="Heading2"/>
+      </w:pPr>
+      <w:r>
+        <w:t>Pourquoi la question de la fonction de l’Église est théologique</w:t>
+      </w:r>
+    </w:p>
+    <w:p>
+      <w:r>
         <w:rPr>
           <w:b w:val="0"/>
         </w:rPr>
-        <w:t>CTM associe cette prétention à la plénitude de l’humanité. Le Christ ne vient pas fixer l’homme dans le rôle d’un élément obéissant d’un ordre préexistant. La relation au Christ doit transformer sa capacité de voir, de comprendre, de communiquer, d’agir et de se préserver face à la mort. Le projet considère donc la foi comme un mode d’être, et la vie ecclésiale comme l’espace de sa formation. [I, introduction à l’« Essai de métaphysique appliquée du sujet » ; « Le point de départ. Autrefois originel » ; « Les fonctions de l’Église ».]</w:t>
-      </w:r>
+        <w:t>On pourrait lire CTM à tort comme une invitation à évaluer l’Église selon les normes d’une entreprise : combien de personnes sont venues, combien de services ont été fournis, quel est le degré de satisfaction des participants ? La question de l’auteur est différente. Si Dieu le Logos est confessé comme la Personne principalement agissante dans les sacrements de l’Église, que signifie cela pour la vie humaine ? Comment la participation au sacrement se rapporte-t-elle au développement de la nature logosique de l’homme ?</w:t>
+      </w:r>
+    </w:p>
+    <w:p>
+      <w:r>
+        <w:rPr>
+          <w:b w:val="0"/>
+        </w:rPr>
+        <w:t>La question fonctionnelle entre à l’intérieur de la théologie. Elle exige de suivre le lien entre la confession de foi et le fruit de la vie ecclésiale. Un homme peut connaître les formules justes sans savoir distinguer la vérité de sa propre peur. Il peut être un paroissien discipliné tout en transférant à son guide spirituel la responsabilité de tout ce qui arrive. Il peut parler de communion mais ne rencontrer que la confirmation de sa propre vision du monde. Ce sont précisément ces écarts qui deviennent l’objet de l’enquête.</w:t>
+      </w:r>
+    </w:p>
+    <w:p>
+      <w:r>
+        <w:rPr>
+          <w:b w:val="0"/>
+        </w:rPr>
+        <w:t>L’observation des résultats humains ne donne toutefois pas au chercheur un accès direct à l’action de la grâce. La méthode peut établir qu’un dispositif particulier de direction bloque une réponse autonome. Elle ne peut, sur ce seul critère, juger de manière exhaustive le mystère de l’Église ou la destinée définitive d’une personne. Le volume III formule cette limite avec une clarté particulière. [III, section XIII ; « À la recherche d’une pneumatologie », §§16–17.]</w:t>
+      </w:r>
+    </w:p>
+    <w:p>
+      <w:bookmarkStart w:id="2" w:name="section_2"/>
+      <w:pPr>
+        <w:pStyle w:val="Heading1"/>
+      </w:pPr>
+      <w:r>
+        <w:t>2 La Réalité et la carte humaine</w:t>
+      </w:r>
+      <w:bookmarkEnd w:id="2"/>
     </w:p>
     <w:p>
       <w:pPr>
         <w:pStyle w:val="Heading2"/>
       </w:pPr>
       <w:r>
-        <w:t>Pourquoi la question de la fonction de l’Église est théologique</w:t>
+        <w:t>La Réalité précède l’homme</w:t>
       </w:r>
     </w:p>
     <w:p>
@@ -446,7 +485,7 @@
         <w:rPr>
           <w:b w:val="0"/>
         </w:rPr>
-        <w:t>On pourrait lire CTM à tort comme une invitation à évaluer l’Église selon les normes d’une entreprise : combien de personnes sont venues, combien de services ont été fournis, quel est le degré de satisfaction des participants ? La question de l’auteur est différente. Si Dieu le Logos est confessé comme la Personne principalement agissante dans les sacrements de l’Église, que signifie cela pour la vie humaine ? Comment la participation au sacrement se rapporte-t-elle au développement de la nature logosique de l’homme ?</w:t>
+        <w:t>La première proposition philosophique de CTM est que l’homme se découvre dans une réalité déjà existante. Son corps, son histoire, ses relations, sa langue et ses possibilités ne sont pas son œuvre première. Il entre dans un monde qui résiste à ses désirs et peut réfuter ses représentations. Tel est le réalisme initial du projet.</w:t>
       </w:r>
     </w:p>
     <w:p>
@@ -454,7 +493,7 @@
         <w:rPr>
           <w:b w:val="0"/>
         </w:rPr>
-        <w:t>La question fonctionnelle entre à l’intérieur de la théologie. Elle exige de suivre le lien entre la confession de foi et le fruit de la vie ecclésiale. Un homme peut connaître les formules justes sans savoir distinguer la vérité de sa propre peur. Il peut être un paroissien discipliné tout en transférant à son guide spirituel la responsabilité de tout ce qui arrive. Il peut parler de communion mais ne rencontrer que la confirmation de sa propre vision du monde. Ce sont précisément ces écarts qui deviennent l’objet de l’enquête.</w:t>
+        <w:t>Mais l’indépendance de la Réalité n’implique pas que l’homme la voie directement et intégralement. Entre la réalité et l’action se trouve une vision du monde qu’il s’est appropriée. Deux personnes peuvent connaître les mêmes faits et vivre dans des mondes différents : l’une voit dans la critique une possibilité de correction, l’autre une attaque contre son droit d’exister. Ce n’est pas seulement l’opinion sur le fait qui diffère, mais aussi la distribution de ce qui est significatif, dangereux, permis et possible.</w:t>
       </w:r>
     </w:p>
     <w:p>
@@ -462,25 +501,86 @@
         <w:rPr>
           <w:b w:val="0"/>
         </w:rPr>
-        <w:t>L’observation des résultats humains ne donne toutefois pas au chercheur un accès direct à l’action de la grâce. La méthode peut établir qu’un dispositif particulier de direction bloque une réponse autonome. Elle ne peut, sur ce seul critère, juger de manière exhaustive le mystère de l’Église ou la destinée définitive d’une personne. Le volume III formule cette limite avec une clarté particulière. [III, section XIII ; « À la recherche d’une pneumatologie », §§16–17.]</w:t>
-      </w:r>
-    </w:p>
-    <w:p>
-      <w:bookmarkStart w:id="2" w:name="section_2"/>
+        <w:t>CTM distingue donc la Réalité de la carte. La carte est nécessaire : sans sélection, distinction et liaison, aucune action sensée n’est possible. Le danger apparaît lorsqu’elle se déclare totalité définitive et cesse d’accueillir les informations sur ses propres limites. L’erreur devient alors une manière de vivre. L’homme ne défend plus un jugement faux isolé, mais une organisation du monde qui lui permet de rester celui qu’il croit être. [I, « Essai… », chap.1 ; III, section II.]</w:t>
+      </w:r>
+    </w:p>
+    <w:p>
+      <w:pPr>
+        <w:pStyle w:val="Heading2"/>
+      </w:pPr>
+      <w:r>
+        <w:t>La vérité comme rapport et comme épreuve</w:t>
+      </w:r>
+    </w:p>
+    <w:p>
+      <w:r>
+        <w:rPr>
+          <w:b w:val="0"/>
+        </w:rPr>
+        <w:t>Dans le volume I, la vérité est décrite à travers la reconnaissance de la Réalité. Il s’agit de la différence entre « je sais que cela s’est produit » et « j’accepte de construire la suite de ma vie en tenant compte de ce qui s’est produit ». Un homme peut reconnaître une défaite dans la conversation tout en continuant de prendre des décisions comme si elle n’avait pas eu lieu. Le savoir n’est pas encore devenu fondement de l’action.</w:t>
+      </w:r>
+    </w:p>
+    <w:p>
+      <w:r>
+        <w:t>Cela élargit la question de la vérité sans supprimer l’exactitude des énoncés. Si les faits sont faux, la volonté de vivre « selon la vérité » peut n’être que la fidélité cohérente à une erreur. Dans l’interprétation proposée ici, CTM associe donc la vérifiabilité des jugements à la disposition existentielle à en accepter les conséquences. Dans le volume III, cette association est protégée par l’exigence de distinguer fait, interprétation, norme, projet et prévision.</w:t>
+      </w:r>
+    </w:p>
+    <w:p>
+      <w:r>
+        <w:rPr>
+          <w:b w:val="0"/>
+        </w:rPr>
+        <w:t>C’est ici qu’intervient la notion d’information de non-correspondance. Il s’agit d’une information qui révèle un écart entre la réalité et le modèle opérant, entre l’échelle d’une tâche et les possibilités d’un outil, entre la fonction déclarée et le résultat. Elle n’apporte pas toujours une solution toute faite. Parfois, son seul contenu fiable est que la manière antérieure d’agir ne peut plus être tenue pour justifiée.</w:t>
+      </w:r>
+    </w:p>
+    <w:p>
+      <w:pPr>
+        <w:pStyle w:val="Heading2"/>
+      </w:pPr>
+      <w:r>
+        <w:t>Métaphysique et ontologie opérante</w:t>
+      </w:r>
+    </w:p>
+    <w:p>
+      <w:r>
+        <w:rPr>
+          <w:b w:val="0"/>
+        </w:rPr>
+        <w:t>Dans le langage de CTM, la métaphysique pose les présupposés ultimes : ce qui est finalement réel, d’où provient le sens, sur quoi repose l’exigence de vérité. L’ontologie opérante montre comment ces présupposés s’incarnent dans le monde effectif du sujet : ce qu’il distingue, les actions qu’il peut accomplir, celui à qui appartient l’initiative.</w:t>
+      </w:r>
+    </w:p>
+    <w:p>
+      <w:r>
+        <w:rPr>
+          <w:b w:val="0"/>
+        </w:rPr>
+        <w:t>Une organisation, par exemple, proclame la valeur de la personne, mais ses rapports ne comptabilisent que le nombre d’opérations. La métaphysique officiellement déclarée et l’ontologie effectivement reproduite divergent. Dans l’action quotidienne, l’homme apparaît comme une unité de traitement. Pour changer cette situation, répéter la déclaration ne suffit pas. Il faut transformer les façons de voir, de décider, d’évaluer et d’assumer la responsabilité.</w:t>
+      </w:r>
+    </w:p>
+    <w:p>
+      <w:r>
+        <w:rPr>
+          <w:b w:val="0"/>
+        </w:rPr>
+        <w:t>La métaphysique appliquée étudie ces liens. Elle rend les présupposés visibles, en vérifie les conséquences et ouvre la possibilité de les réviser. Elle ne promet pas de se libérer définitivement de tout présupposé : le chercheur travaille lui aussi au moyen d’une carte. Une méthode mûre doit donc permettre la correction de sa propre reconstruction. [I, « Essai… », introduction et chap.5 ; III, §§112–114, 132–134.]</w:t>
+      </w:r>
+    </w:p>
+    <w:p>
+      <w:bookmarkStart w:id="3" w:name="section_3"/>
       <w:pPr>
         <w:pStyle w:val="Heading1"/>
       </w:pPr>
       <w:r>
-        <w:t>2 La Réalité et la carte humaine</w:t>
-      </w:r>
-      <w:bookmarkEnd w:id="2"/>
+        <w:t>3 Le caractère dérivé et la réponse propre</w:t>
+      </w:r>
+      <w:bookmarkEnd w:id="3"/>
     </w:p>
     <w:p>
       <w:pPr>
         <w:pStyle w:val="Heading2"/>
       </w:pPr>
       <w:r>
-        <w:t>La Réalité précède l’homme</w:t>
+        <w:t>Trois sens de la dépendance</w:t>
       </w:r>
     </w:p>
     <w:p>
@@ -488,7 +588,7 @@
         <w:rPr>
           <w:b w:val="0"/>
         </w:rPr>
-        <w:t>La première proposition philosophique de CTM est que l’homme se découvre dans une réalité déjà existante. Son corps, son histoire, ses relations, sa langue et ses possibilités ne sont pas son œuvre première. Il entre dans un monde qui résiste à ses désirs et peut réfuter ses représentations. Tel est le réalisme initial du projet.</w:t>
+        <w:t>La question fondamentale du projet peut se formuler ainsi : comment un être déjà commencé devient-il un être qui commence ? L’homme ne choisit pas les conditions initiales de son apparition. Il ne s’ensuit pourtant pas que toute sa vie ultérieure doive être comprise exclusivement comme le prolongement d’influences extérieures.</w:t>
       </w:r>
     </w:p>
     <w:p>
@@ -496,7 +596,7 @@
         <w:rPr>
           <w:b w:val="0"/>
         </w:rPr>
-        <w:t>Mais l’indépendance de la Réalité n’implique pas que l’homme la voie directement et intégralement. Entre la réalité et l’action se trouve une vision du monde qu’il s’est appropriée. Deux personnes peuvent connaître les mêmes faits et vivre dans des mondes différents : l’une voit dans la critique une possibilité de correction, l’autre une attaque contre son droit d’exister. Ce n’est pas seulement l’opinion sur le fait qui diffère, mais aussi la distribution de ce qui est significatif, dangereux, permis et possible.</w:t>
+        <w:t>Il faut ici distinguer trois rapports. Le premier est le caractère reçu de l’existence elle-même. Ni la liberté, ni la maturité, ni la déification ne l’abolissent. Le deuxième est la reproduction de déterminations étrangères sans leur appropriation ni leur examen propres. C’est cette absence d’autonomie que le projet cherche à dépasser. Le troisième est une réponse propre au sein du caractère reçu qui demeure : l’homme accepte le donné sans le considérer comme l’auteur exhaustif de son acte suivant.</w:t>
       </w:r>
     </w:p>
     <w:p>
@@ -504,7 +604,7 @@
         <w:rPr>
           <w:b w:val="0"/>
         </w:rPr>
-        <w:t>CTM distingue donc la Réalité de la carte. La carte est nécessaire : sans sélection, distinction et liaison, aucune action sensée n’est possible. Le danger apparaît lorsqu’elle se déclare totalité définitive et cesse d’accueillir les informations sur ses propres limites. L’erreur devient alors une manière de vivre. L’homme ne défend plus un jugement faux isolé, mais une organisation du monde qui lui permet de rester celui qu’il croit être. [I, « Essai… », chap.1 ; III, section II.]</w:t>
+        <w:t>Accepter son commencement ne signifie pas approuver la violence, l’injustice ou l’erreur qui appartiennent à son histoire. Cette acceptation établit la réalité à laquelle l’homme a affaire. La responsabilité commence lorsqu’il détermine ce qui dépend désormais de sa réponse. Elle n’est pas une appropriation rétrospective de la culpabilité pour tout ce qu’il n’a pas choisi. [II, « Genèse de la subjectalité », §§5.1–5.2 ; « Ontogenèse de la subjectalité », §§2–5.]</w:t>
       </w:r>
     </w:p>
     <w:p>
@@ -512,7 +612,7 @@
         <w:pStyle w:val="Heading2"/>
       </w:pPr>
       <w:r>
-        <w:t>La vérité comme rapport et comme épreuve</w:t>
+        <w:t>La réponse précède le choix</w:t>
       </w:r>
     </w:p>
     <w:p>
@@ -520,12 +620,7 @@
         <w:rPr>
           <w:b w:val="0"/>
         </w:rPr>
-        <w:t>Dans le volume I, la vérité est décrite à travers la reconnaissance de la Réalité. Il s’agit de la différence entre « je sais que cela s’est produit » et « j’accepte de construire la suite de ma vie en tenant compte de ce qui s’est produit ». Un homme peut reconnaître une défaite dans la conversation tout en continuant de prendre des décisions comme si elle n’avait pas eu lieu. Le savoir n’est pas encore devenu fondement de l’action.</w:t>
-      </w:r>
-    </w:p>
-    <w:p>
-      <w:r>
-        <w:t>Cela élargit la question de la vérité sans supprimer l’exactitude des énoncés. Si les faits sont faux, la volonté de vivre « selon la vérité » peut n’être que la fidélité cohérente à une erreur. Dans l’interprétation proposée ici, CTM associe donc la vérifiabilité des jugements à la disposition existentielle à en accepter les conséquences. Dans le volume III, cette association est protégée par l’exigence de distinguer fait, interprétation, norme, projet et prévision.</w:t>
+        <w:t>Le modèle habituel de la liberté commence par un menu de possibilités : l’homme est libre s’il peut choisir entre A et B. CTM déplace l’attention vers l’origine de ce menu. Qui a décidé que seuls A et B étaient possibles ? Qui a exclu les autres options ? L’homme peut-il modifier la formulation de la question ?</w:t>
       </w:r>
     </w:p>
     <w:p>
@@ -533,7 +628,15 @@
         <w:rPr>
           <w:b w:val="0"/>
         </w:rPr>
-        <w:t>C’est ici qu’intervient la notion d’information de non-correspondance. Il s’agit d’une information qui révèle un écart entre la réalité et le modèle opérant, entre l’échelle d’une tâche et les possibilités d’un outil, entre la fonction déclarée et le résultat. Elle n’apporte pas toujours une solution toute faite. Parfois, son seul contenu fiable est que la manière antérieure d’agir ne peut plus être tenue pour justifiée.</w:t>
+        <w:t>Un médecin qui choisit entre deux procédures autorisées fait un choix réel. Mais si aucune ne correspond à l’état du patient, une autre capacité est nécessaire : remettre en question la classification en vigueur et obtenir sa révision. Cet exemple montre la différence entre choisir à l’intérieur d’un espace donné et répondre en modifiant l’espace du possible.</w:t>
+      </w:r>
+    </w:p>
+    <w:p>
+      <w:r>
+        <w:rPr>
+          <w:b w:val="0"/>
+        </w:rPr>
+        <w:t>Répondre ne signifie pas produire une nouveauté arbitraire. Un acte inhabituel peut être accidentel, tandis que la répétition d’une solution connue peut constituer une action responsable propre. Ce qui importe, c’est l’autorat du rapport à la situation, l’acceptation des conséquences et la capacité de correction. L’homme répond non parce qu’il aurait tout inventé à partir de rien, mais parce qu’il a fait sienne la décision et en demeure le porteur responsable.</w:t>
       </w:r>
     </w:p>
     <w:p>
@@ -541,7 +644,7 @@
         <w:pStyle w:val="Heading2"/>
       </w:pPr>
       <w:r>
-        <w:t>Métaphysique et ontologie opérante</w:t>
+        <w:t>La subjectalité n’est pas la vertu</w:t>
       </w:r>
     </w:p>
     <w:p>
@@ -549,7 +652,30 @@
         <w:rPr>
           <w:b w:val="0"/>
         </w:rPr>
-        <w:t>Dans le langage de CTM, la métaphysique pose les présupposés ultimes : ce qui est finalement réel, d’où provient le sens, sur quoi repose l’exigence de vérité. L’ontologie opérante montre comment ces présupposés s’incarnent dans le monde effectif du sujet : ce qu’il distingue, les actions qu’il peut accomplir, celui à qui appartient l’initiative.</w:t>
+        <w:t>Dans les volumes II–III, la subjectalité est distinguée de la vérité morale de la réponse. Un homme peut commencer de lui-même un projet destructeur. Il peut être intelligent, cohérent, entreprenant et responsable dans un sens limité, tout en dirigeant ces capacités contre autrui. La force de l’autorat n’atteste pas la justesse de son fondement.</w:t>
+      </w:r>
+    </w:p>
+    <w:p>
+      <w:r>
+        <w:t>Cette distinction est également nécessaire à la compréhension de l’image de Dieu. La possibilité de répondre ne disparaît pas automatiquement lorsqu’une réponse est fausse ; sinon, la responsabilité du mal deviendrait incompréhensible. Il faut distinguer la présence d’une capacité, son actualisation effective et la qualité de son orientation. Plusieurs formulations du volume I emploient cependant « subjectalité » dans un sens plus exigeant et chargé de normativité : comme rapport déjà juste à la Réalité. C’est un changement d’accent important, qui est examiné dans la partie critique. [III, §§11–13, 125 ; II, « Ontogenèse de la subjectalité », §15.]</w:t>
+      </w:r>
+    </w:p>
+    <w:p>
+      <w:bookmarkStart w:id="4" w:name="section_4"/>
+      <w:pPr>
+        <w:pStyle w:val="Heading1"/>
+      </w:pPr>
+      <w:r>
+        <w:t>4 Autonomie et réadressage ontologique</w:t>
+      </w:r>
+      <w:bookmarkEnd w:id="4"/>
+    </w:p>
+    <w:p>
+      <w:pPr>
+        <w:pStyle w:val="Heading2"/>
+      </w:pPr>
+      <w:r>
+        <w:t>Pourquoi l’homme a besoin d’autonomie</w:t>
       </w:r>
     </w:p>
     <w:p>
@@ -557,7 +683,7 @@
         <w:rPr>
           <w:b w:val="0"/>
         </w:rPr>
-        <w:t>Une organisation, par exemple, proclame la valeur de la personne, mais ses rapports ne comptabilisent que le nombre d’opérations. La métaphysique officiellement déclarée et l’ontologie effectivement reproduite divergent. Dans l’action quotidienne, l’homme apparaît comme une unité de traitement. Pour changer cette situation, répéter la déclaration ne suffit pas. Il faut transformer les façons de voir, de décider, d’évaluer et d’assumer la responsabilité.</w:t>
+        <w:t>Dans le volume I, le devenir du sujet passe par la fondation, l’autodétermination, la décolonisation de la personne et le développement de l’autonomie. La fondation désigne l’acceptation de sa propre position ; la décolonisation, la libération des déterminations qui pensent et décident effectivement à la place de l’homme. L’autonomie permet de maintenir une position sous pression et de construire son propre projet d’avenir.</w:t>
       </w:r>
     </w:p>
     <w:p>
@@ -565,25 +691,97 @@
         <w:rPr>
           <w:b w:val="0"/>
         </w:rPr>
-        <w:t>La métaphysique appliquée étudie ces liens. Elle rend les présupposés visibles, en vérifie les conséquences et ouvre la possibilité de les réviser. Elle ne promet pas de se libérer définitivement de tout présupposé : le chercheur travaille lui aussi au moyen d’une carte. Une méthode mûre doit donc permettre la correction de sa propre reconstruction. [I, « Essai… », introduction et chap.5 ; III, §§112–114, 132–134.]</w:t>
-      </w:r>
-    </w:p>
-    <w:p>
-      <w:bookmarkStart w:id="3" w:name="section_3"/>
+        <w:t>Cette étape ne peut être remplacée par un ordre extérieur : « renonce à toi-même ». Si l’homme n’est pas encore capable de répondre lui-même, le renoncement à l’autonomie peut consolider sa dépendance à l’égard d’une autre personne ou d’une institution. C’est pourquoi CTM distingue avec insistance le réadressage chrétien de la soumission totalitaire.</w:t>
+      </w:r>
+    </w:p>
+    <w:p>
+      <w:r>
+        <w:rPr>
+          <w:b w:val="0"/>
+        </w:rPr>
+        <w:t>Dans le volume I, cette autonomie connaît toutefois une radicalisation extrême : le sujet doit tenter de soutenir par ses propres forces une prétention universelle et découvrir l’impossibilité de l’autofondation. On ne peut rendre compte honnêtement de ce texte en affirmant que l’exigence de traverser l’autonomie aurait été entièrement inventée par le commentateur. Elle figure explicitement dans l’« Essai… » et dans le modèle de thérapie ontologique. La question porte sur le sens précis de cette autonomie. [I, « Essai… », chap.2, §§2, 7, 9–11 ; « L’Église comme infrastructure… », points 4–7.]</w:t>
+      </w:r>
+    </w:p>
+    <w:p>
+      <w:pPr>
+        <w:pStyle w:val="Heading2"/>
+      </w:pPr>
+      <w:r>
+        <w:t>La limite de l’autofondation</w:t>
+      </w:r>
+    </w:p>
+    <w:p>
+      <w:r>
+        <w:rPr>
+          <w:b w:val="0"/>
+        </w:rPr>
+        <w:t>L’homme peut être l’auteur d’un projet, mais il ne peut devenir la cause de sa propre existence, abolir la finitude ni garantir le sens définitif de toutes les conséquences. L’élargissement du projet accroît la responsabilité et révèle en même temps la disproportion entre la prétention et les forces disponibles.</w:t>
+      </w:r>
+    </w:p>
+    <w:p>
+      <w:r>
+        <w:rPr>
+          <w:b w:val="0"/>
+        </w:rPr>
+        <w:t>Ce raisonnement possède un noyau solide : l’autonomie pratique n’est pas l’autosuffisance métaphysique. La dépendance à l’égard de conditions n’implique pas que l’homme n’agisse pas ; la réalité de son action n’implique pas qu’il ne dépende de rien. CTM cherche à maintenir ces deux aspects ensemble.</w:t>
+      </w:r>
+    </w:p>
+    <w:p>
+      <w:r>
+        <w:rPr>
+          <w:b w:val="0"/>
+        </w:rPr>
+        <w:t>La proposition plus forte du volume I, selon laquelle tout sujet doit passer par une tentative réelle d’autofondation universelle, exige une justification distincte. On peut demander pourquoi l’homme ne pourrait pas accepter dès le départ la finitude et la responsabilité sans prétendre à une indépendance absolue. La « Genèse de la subjectalité », au volume II, commence précisément par une herméneutique du caractère reçu et de la responsabilité. Une lecture cohérente du corpus doit donc distinguer le nécessaire devenir de l’autonomie d’une éventuelle mise à l’épreuve radicale de sa limite.</w:t>
+      </w:r>
+    </w:p>
+    <w:p>
+      <w:pPr>
+        <w:pStyle w:val="Heading2"/>
+      </w:pPr>
+      <w:r>
+        <w:t>Ce qui est réadressé</w:t>
+      </w:r>
+    </w:p>
+    <w:p>
+      <w:r>
+        <w:rPr>
+          <w:b w:val="0"/>
+        </w:rPr>
+        <w:t>Le réadressage ontologique désigne une transformation du fondement ultime de la vie. L’homme cesse de considérer sa propre conservation, son désir ou sa réussite historique comme le critère absolu. Mais la décision reste sa décision. Il ne transfère pas la responsabilité à un autre et n’acquiert pas le droit de justifier n’importe quel acte en invoquant une volonté supérieure.</w:t>
+      </w:r>
+    </w:p>
+    <w:p>
+      <w:r>
+        <w:rPr>
+          <w:b w:val="0"/>
+        </w:rPr>
+        <w:t>Dans la perspective chrétienne, le destinataire est Dieu qui se révèle dans le Christ. Le nom de Dieu peut pourtant dissimuler une tout autre dépendance. Si le fondement ultime est en fait l’infaillibilité d’un dirigeant, le prestige d’une institution ou la victoire nationale, le langage religieux ne témoigne pas encore d’un réadressage vers Dieu.</w:t>
+      </w:r>
+    </w:p>
+    <w:p>
+      <w:r>
+        <w:rPr>
+          <w:b w:val="0"/>
+        </w:rPr>
+        <w:t>L’épreuve pratique réside dans la possibilité de correction : l’homme peut-il reconnaître que son interprétation de la volonté de Dieu était erronée ? Garde-t-il la responsabilité de sa propre compréhension ? Peut-il reconnaître la réalité d’autrui lorsque celui-ci fait obstacle à son projet ? Un réadressage qui exclut ces questions risque de reproduire la colonisation même qu’il devait dépasser.</w:t>
+      </w:r>
+    </w:p>
+    <w:p>
+      <w:bookmarkStart w:id="5" w:name="section_5"/>
       <w:pPr>
         <w:pStyle w:val="Heading1"/>
       </w:pPr>
       <w:r>
-        <w:t>3 Le caractère dérivé et la réponse propre</w:t>
-      </w:r>
-      <w:bookmarkEnd w:id="3"/>
+        <w:t>5 L’architecture de la réponse humaine</w:t>
+      </w:r>
+      <w:bookmarkEnd w:id="5"/>
     </w:p>
     <w:p>
       <w:pPr>
         <w:pStyle w:val="Heading2"/>
       </w:pPr>
       <w:r>
-        <w:t>Trois sens de la dépendance</w:t>
+        <w:t>L’Espace Iconique Dynamique</w:t>
       </w:r>
     </w:p>
     <w:p>
@@ -591,7 +789,7 @@
         <w:rPr>
           <w:b w:val="0"/>
         </w:rPr>
-        <w:t>La question fondamentale du projet peut se formuler ainsi : comment un être déjà commencé devient-il un être qui commence ? L’homme ne choisit pas les conditions initiales de son apparition. Il ne s’ensuit pourtant pas que toute sa vie ultérieure doive être comprise exclusivement comme le prolongement d’influences extérieures.</w:t>
+        <w:t>L’EID est le mode de présence du monde pour le sujet. Il comprend non seulement l’information sur les objets, mais aussi les liens, la signification, l’échelle, le temps, les menaces, les attentes et les images du possible. « Iconique » ne se réduit ici ni à une image ni à l’icône ecclésiale : il s’agit de la représentation de la réalité par laquelle le sujet s’oriente et agit.</w:t>
       </w:r>
     </w:p>
     <w:p>
@@ -599,7 +797,7 @@
         <w:rPr>
           <w:b w:val="0"/>
         </w:rPr>
-        <w:t>Il faut ici distinguer trois rapports. Le premier est le caractère reçu de l’existence elle-même. Ni la liberté, ni la maturité, ni la déification ne l’abolissent. Le deuxième est la reproduction de déterminations étrangères sans leur appropriation ni leur examen propres. C’est cette absence d’autonomie que le projet cherche à dépasser. Le troisième est une réponse propre au sein du caractère reçu qui demeure : l’homme accepte le donné sans le considérer comme l’auteur exhaustif de son acte suivant.</w:t>
+        <w:t>La qualité de l’EID ne se définit pas par la seule quantité de savoir. On peut connaître de nombreux détails sans voir l’ensemble ; penser à de vastes échelles historiques sans discerner l’homme concret ; conserver une image claire du présent sans percevoir les conséquences différées. D’où l’importance de l’étendue, du pouvoir de résolution, de la connexité, de la profondeur, du dynamisme, de l’ouverture et de la capacité à tenir une contradiction sans en supprimer précipitamment l’un des termes.</w:t>
       </w:r>
     </w:p>
     <w:p>
@@ -607,7 +805,7 @@
         <w:rPr>
           <w:b w:val="0"/>
         </w:rPr>
-        <w:t>Accepter son commencement ne signifie pas approuver la violence, l’injustice ou l’erreur qui appartiennent à son histoire. Cette acceptation établit la réalité à laquelle l’homme a affaire. La responsabilité commence lorsqu’il détermine ce qui dépend désormais de sa réponse. Elle n’est pas une appropriation rétrospective de la culpabilité pour tout ce qu’il n’a pas choisi. [II, « Genèse de la subjectalité », §§5.1–5.2 ; « Ontogenèse de la subjectalité », §§2–5.]</w:t>
+        <w:t>Celui qui considère le budget de l’État comme le portefeuille personnel du dirigeant ne se trompe pas seulement sur quelques chiffres. L’objet lui-même, la causalité et la responsabilité sont représentés autrement pour lui. Transformer l’EID signifie que le budget devient visible comme un système distribué d’obligations, de recettes, de dépenses et de conséquences futures. [II, « Qualité de l’ontologie », §§1–3 ; III, §22 et section IV.]</w:t>
       </w:r>
     </w:p>
     <w:p>
@@ -615,7 +813,7 @@
         <w:pStyle w:val="Heading2"/>
       </w:pPr>
       <w:r>
-        <w:t>La réponse précède le choix</w:t>
+        <w:t>Le Système d’exploitation</w:t>
       </w:r>
     </w:p>
     <w:p>
@@ -623,7 +821,7 @@
         <w:rPr>
           <w:b w:val="0"/>
         </w:rPr>
-        <w:t>Le modèle habituel de la liberté commence par un menu de possibilités : l’homme est libre s’il peut choisir entre A et B. CTM déplace l’attention vers l’origine de ce menu. Qui a décidé que seuls A et B étaient possibles ? Qui a exclu les autres options ? L’homme peut-il modifier la formulation de la question ?</w:t>
+        <w:t>L’OS est l’ensemble des modes de travail avec la réalité. CTM distingue les circuits réceptif-interprétatif, projectif-exécutif et réflexif-correctif : comment le sujet reçoit et comprend l’information ; comment il conçoit et réalise une action ; comment il évalue les conséquences et se corrige.</w:t>
       </w:r>
     </w:p>
     <w:p>
@@ -631,7 +829,7 @@
         <w:rPr>
           <w:b w:val="0"/>
         </w:rPr>
-        <w:t>Un médecin qui choisit entre deux procédures autorisées fait un choix réel. Mais si aucune ne correspond à l’état du patient, une autre capacité est nécessaire : remettre en question la classification en vigueur et obtenir sa révision. Cet exemple montre la différence entre choisir à l’intérieur d’un espace donné et répondre en modifiant l’espace du possible.</w:t>
+        <w:t>Un homme peut voir un problème sans disposer d’une opération permettant de le résoudre. Une organisation peut recueillir des informations fiables sans posséder de procédure pour modifier une décision après leur réception. La situation inverse est également possible : une procédure existe formellement mais n’est jamais activée dans une certaine classe de situations. Ces cas appellent des explications et des transformations différentes.</w:t>
       </w:r>
     </w:p>
     <w:p>
@@ -639,7 +837,7 @@
         <w:rPr>
           <w:b w:val="0"/>
         </w:rPr>
-        <w:t>Répondre ne signifie pas produire une nouveauté arbitraire. Un acte inhabituel peut être accidentel, tandis que la répétition d’une solution connue peut constituer une action responsable propre. Ce qui importe, c’est l’autorat du rapport à la situation, l’acceptation des conséquences et la capacité de correction. L’homme répond non parce qu’il aurait tout inventé à partir de rien, mais parce qu’il a fait sienne la décision et en demeure le porteur responsable.</w:t>
+        <w:t>L’OS n’est pas un second sujet caché à l’intérieur de l’homme. C’est une désignation analytique des opérations dont il dispose et qu’il utilise. De même, l’EID ne « prend » pas de « décisions » : c’est l’homme tout entier qui voit, décide et agit.</w:t>
       </w:r>
     </w:p>
     <w:p>
@@ -647,7 +845,7 @@
         <w:pStyle w:val="Heading2"/>
       </w:pPr>
       <w:r>
-        <w:t>La subjectalité n’est pas la vertu</w:t>
+        <w:t>La subjectalité et le Livre des scénarios</w:t>
       </w:r>
     </w:p>
     <w:p>
@@ -655,30 +853,65 @@
         <w:rPr>
           <w:b w:val="0"/>
         </w:rPr>
-        <w:t>Dans les volumes II–III, la subjectalité est distinguée de la vérité morale de la réponse. Un homme peut commencer de lui-même un projet destructeur. Il peut être intelligent, cohérent, entreprenant et responsable dans un sens limité, tout en dirigeant ces capacités contre autrui. La force de l’autorat n’atteste pas la justesse de son fondement.</w:t>
-      </w:r>
-    </w:p>
-    <w:p>
-      <w:r>
-        <w:t>Cette distinction est également nécessaire à la compréhension de l’image de Dieu. La possibilité de répondre ne disparaît pas automatiquement lorsqu’une réponse est fausse ; sinon, la responsabilité du mal deviendrait incompréhensible. Il faut distinguer la présence d’une capacité, son actualisation effective et la qualité de son orientation. Plusieurs formulations du volume I emploient cependant « subjectalité » dans un sens plus exigeant et chargé de normativité : comme rapport déjà juste à la Réalité. C’est un changement d’accent important, qui est examiné dans la partie critique. [III, §§11–13, 125 ; II, « Ontogenèse de la subjectalité », §15.]</w:t>
-      </w:r>
-    </w:p>
-    <w:p>
-      <w:bookmarkStart w:id="4" w:name="section_4"/>
+        <w:t>La troisième dimension répond à la question : qui est l’auteur effectif de la réponse ? Qui détient l’initiative, le droit de contester, de corriger et d’arrêter ? À qui reviennent les conséquences ? Dans un système complexe, ces prérogatives peuvent être distribuées. L’absence d’un centre unique ne signifie pas en elle-même l’absence de subjectalité ; il faut établir si les fonctions distribuées forment un circuit cohérent.</w:t>
+      </w:r>
+    </w:p>
+    <w:p>
+      <w:r>
+        <w:rPr>
+          <w:b w:val="0"/>
+        </w:rPr>
+        <w:t>La formule « EID × OS × subjectalité » exprime l’interdépendance de ces dimensions. Elle n’est pas un calcul avec des unités et des coefficients connus. Une représentation riche du monde ne garantit pas la capacité d’agir ; des opérations développées ne garantissent pas un autorat propre ; une initiative forte ne compense pas l’aveuglement.</w:t>
+      </w:r>
+    </w:p>
+    <w:p>
+      <w:r>
+        <w:rPr>
+          <w:b w:val="0"/>
+        </w:rPr>
+        <w:t>Le Livre des scénarios désigne les règles stables qui relient ces dimensions dans une situation donnée. Une institution peut, par exemple, savoir réviser ses décisions mais reconnaître toute critique publique comme une menace. L’opération de correction disponible est alors systématiquement bloquée dans la situation précise de la critique. Pour démontrer l’existence d’une telle règle, un seul épisode ne suffit pas : il faut des cas comparables ou une confirmation indépendante. [III, §22а, §§113а, 118а.]</w:t>
+      </w:r>
+    </w:p>
+    <w:p>
+      <w:pPr>
+        <w:pStyle w:val="Heading2"/>
+      </w:pPr>
+      <w:r>
+        <w:t>La qualité de l’ontologie et la compétence ontologique</w:t>
+      </w:r>
+    </w:p>
+    <w:p>
+      <w:r>
+        <w:rPr>
+          <w:b w:val="0"/>
+        </w:rPr>
+        <w:t>La qualité de l’ontologie caractérise l’organisation du monde opérant du sujet. La compétence ontologique est sa capacité à s’y orienter, à voir les limites de sa propre carte, à coordonner les connaissances et les modes d’action nécessaires, à soutenir la non-correspondance et à produire une réponse.</w:t>
+      </w:r>
+    </w:p>
+    <w:p>
+      <w:r>
+        <w:rPr>
+          <w:b w:val="0"/>
+        </w:rPr>
+        <w:t>Cette distinction protège le projet de l’intellectualisme. Une théorie étendue ne garantit pas la capacité d’agir, et une compréhension claire ne garantit pas la réalisation d’un projet. La compétence inclut le rapport à ses propres limites : trouver un spécialiste, reconnaître l’insuffisance des données ou arrêter une méthode inapplicable importe parfois davantage que proposer une explication supplémentaire. Le caractère fondé et l’ordre des valeurs traversent toute l’architecture : à quelles fins les capacités sont-elles utilisées, et que sacrifie-t-on lorsque des biens entrent en conflit ? [II, « Qualité de l’ontologie », §§4–9 ; III, §§32–36.]</w:t>
+      </w:r>
+    </w:p>
+    <w:p>
+      <w:bookmarkStart w:id="6" w:name="section_6"/>
       <w:pPr>
         <w:pStyle w:val="Heading1"/>
       </w:pPr>
       <w:r>
-        <w:t>4 Autonomie et réadressage ontologique</w:t>
-      </w:r>
-      <w:bookmarkEnd w:id="4"/>
+        <w:t>6 Le devenir de la personne et l’action historique</w:t>
+      </w:r>
+      <w:bookmarkEnd w:id="6"/>
     </w:p>
     <w:p>
       <w:pPr>
         <w:pStyle w:val="Heading2"/>
       </w:pPr>
       <w:r>
-        <w:t>Pourquoi l’homme a besoin d’autonomie</w:t>
+        <w:t>De l’acceptation du commencement à une voix propre</w:t>
       </w:r>
     </w:p>
     <w:p>
@@ -686,7 +919,7 @@
         <w:rPr>
           <w:b w:val="0"/>
         </w:rPr>
-        <w:t>Dans le volume I, le devenir du sujet passe par la fondation, l’autodétermination, la décolonisation de la personne et le développement de l’autonomie. La fondation désigne l’acceptation de sa propre position ; la décolonisation, la libération des déterminations qui pensent et décident effectivement à la place de l’homme. L’autonomie permet de maintenir une position sous pression et de construire son propre projet d’avenir.</w:t>
+        <w:t>La « Genèse de la subjectalité » examine les conditions d’apparition de la réponse ; l’« Ontogenèse de la subjectalité », son devenir dans la vie humaine. Ce sont deux questions différentes. Établir que le caractère reçu de l’être est compatible avec l’autorat n’explique pas encore comment une personne concrète apprend à répondre, à conserver son identité et à entrer en relation.</w:t>
       </w:r>
     </w:p>
     <w:p>
@@ -694,7 +927,12 @@
         <w:rPr>
           <w:b w:val="0"/>
         </w:rPr>
-        <w:t>Cette étape ne peut être remplacée par un ordre extérieur : « renonce à toi-même ». Si l’homme n’est pas encore capable de répondre lui-même, le renoncement à l’autonomie peut consolider sa dépendance à l’égard d’une autre personne ou d’une institution. C’est pourquoi CTM distingue avec insistance le réadressage chrétien de la soumission totalitaire.</w:t>
+        <w:t>Le point de départ est la présomption d’une détermination signifiante de la Réalité : la différence entre correspondance et non-correspondance existe et peut être découverte. Du côté humain, il faut une réceptivité à la liberté et la possibilité de dépasser ce qui est déjà accompli. Mais le « goût de la liberté » peut, à lui seul, se transformer en arbitraire. Il faut le relier à l’acceptation de la réalité, à une herméneutique de la responsabilité, à l’orientation vers le Fondement maximal et à la disposition à être éprouvé.</w:t>
+      </w:r>
+    </w:p>
+    <w:p>
+      <w:r>
+        <w:t>S’accepter soi-même ne signifie pas, dans ce processus, être satisfait de soi. L’homme accepte le porteur de son histoire pour devenir capable de la poursuivre et de la transformer. L’identité se forme comme continuité de la réponse : tout en changeant, la personne peut reconnaître son acte passé comme sien, en corriger les conséquences et ne pas attribuer son passé à un étranger qu’elle aurait prétendument été autrefois.</w:t>
       </w:r>
     </w:p>
     <w:p>
@@ -702,7 +940,7 @@
         <w:rPr>
           <w:b w:val="0"/>
         </w:rPr>
-        <w:t>Dans le volume I, cette autonomie connaît toutefois une radicalisation extrême : le sujet doit tenter de soutenir par ses propres forces une prétention universelle et découvrir l’impossibilité de l’autofondation. On ne peut rendre compte honnêtement de ce texte en affirmant que l’exigence de traverser l’autonomie aurait été entièrement inventée par le commentateur. Elle figure explicitement dans l’« Essai… » et dans le modèle de thérapie ontologique. La question porte sur le sens précis de cette autonomie. [I, « Essai… », chap.2, §§2, 7, 9–11 ; « L’Église comme infrastructure… », points 4–7.]</w:t>
+        <w:t>La subjectalité ontique — capacité d’agir et de répondre dans un monde concret — constitue la base nécessaire des niveaux ultérieurs. On ne peut la sauter pour accéder directement à une mission universelle. Si quelqu’un parle au nom du destin de l’humanité mais se dérobe systématiquement à des obligations simples, l’ampleur de sa déclaration ne dit encore rien de la qualité de sa subjectalité. [II, « Genèse de la subjectalité » ; « Ontogenèse de la subjectalité », §§1–9.]</w:t>
       </w:r>
     </w:p>
     <w:p>
@@ -710,7 +948,7 @@
         <w:pStyle w:val="Heading2"/>
       </w:pPr>
       <w:r>
-        <w:t>La limite de l’autofondation</w:t>
+        <w:t>Percée et cristallisation</w:t>
       </w:r>
     </w:p>
     <w:p>
@@ -718,7 +956,7 @@
         <w:rPr>
           <w:b w:val="0"/>
         </w:rPr>
-        <w:t>L’homme peut être l’auteur d’un projet, mais il ne peut devenir la cause de sa propre existence, abolir la finitude ni garantir le sens définitif de toutes les conséquences. L’élargissement du projet accroît la responsabilité et révèle en même temps la disproportion entre la prétention et les forces disponibles.</w:t>
+        <w:t>Une percée ontologique se produit lorsque ce n’est plus une tâche particulière qui est mise en question, mais la structure du monde dans lequel les tâches étaient distinguées. Une telle expérience élargit le possible sans certifier la vérité. Une expérience intense, une idée inhabituelle ou la destruction d’une identité antérieure peuvent ouvrir un nouvel horizon et conduire en même temps à une fausse certitude.</w:t>
       </w:r>
     </w:p>
     <w:p>
@@ -726,7 +964,7 @@
         <w:rPr>
           <w:b w:val="0"/>
         </w:rPr>
-        <w:t>Ce raisonnement possède un noyau solide : l’autonomie pratique n’est pas l’autosuffisance métaphysique. La dépendance à l’égard de conditions n’implique pas que l’homme n’agisse pas ; la réalité de son action n’implique pas qu’il ne dépende de rien. CTM cherche à maintenir ces deux aspects ensemble.</w:t>
+        <w:t>Après la percée, il faut donc vérification et cristallisation : la nouvelle distinction doit acquérir une forme stable, une langue, une pratique et une capacité de transmission. Une cristallisation prématurée est dangereuse parce qu’elle transforme la première interprétation réussie en système infaillible. L’absence de cristallisation a également un prix : l’expérience reste un éclair qui ne transforme pas l’acte suivant.</w:t>
       </w:r>
     </w:p>
     <w:p>
@@ -734,7 +972,7 @@
         <w:rPr>
           <w:b w:val="0"/>
         </w:rPr>
-        <w:t>La proposition plus forte du volume I, selon laquelle tout sujet doit passer par une tentative réelle d’autofondation universelle, exige une justification distincte. On peut demander pourquoi l’homme ne pourrait pas accepter dès le départ la finitude et la responsabilité sans prétendre à une indépendance absolue. La « Genèse de la subjectalité », au volume II, commence précisément par une herméneutique du caractère reçu et de la responsabilité. Une lecture cohérente du corpus doit donc distinguer le nécessaire devenir de l’autonomie d’une éventuelle mise à l’épreuve radicale de sa limite.</w:t>
+        <w:t>La transition générative va plus loin. Le sujet ne s’approprie pas seulement une forme déjà donnée ; il crée de nouvelles manières de reconnaître et d’agir que d’autres peuvent acquérir. Pour évaluer cette transition, il faut préciser l’échelle. Une solution nouvelle pour une personne n’est pas nécessairement nouvelle pour une profession ; une institution historiquement nouvelle n’ouvre pas nécessairement un nouveau principe d’existence humaine. [II, « Ontogenèse de la subjectalité », §§10–14 ; III, section III.]</w:t>
       </w:r>
     </w:p>
     <w:p>
@@ -742,7 +980,7 @@
         <w:pStyle w:val="Heading2"/>
       </w:pPr>
       <w:r>
-        <w:t>Ce qui est réadressé</w:t>
+        <w:t>Deux capacités indépendantes</w:t>
       </w:r>
     </w:p>
     <w:p>
@@ -750,7 +988,7 @@
         <w:rPr>
           <w:b w:val="0"/>
         </w:rPr>
-        <w:t>Le réadressage ontologique désigne une transformation du fondement ultime de la vie. L’homme cesse de considérer sa propre conservation, son désir ou sa réussite historique comme le critère absolu. Mais la décision reste sa décision. Il ne transfère pas la responsabilité à un autre et n’acquiert pas le droit de justifier n’importe quel acte en invoquant une volonté supérieure.</w:t>
+        <w:t>CTM distingue la compétence ontologique de la projectualité socio-ontique. La première permet de discerner les fondements, les limites et le sens humain d’un projet. La seconde permet de créer l’organisation, le droit et les formes économiques et administratives par lesquels le projet entre dans l’histoire.</w:t>
       </w:r>
     </w:p>
     <w:p>
@@ -758,7 +996,7 @@
         <w:rPr>
           <w:b w:val="0"/>
         </w:rPr>
-        <w:t>Dans la perspective chrétienne, le destinataire est Dieu qui se révèle dans le Christ. Le nom de Dieu peut pourtant dissimuler une tout autre dépendance. Si le fondement ultime est en fait l’infaillibilité d’un dirigeant, le prestige d’une institution ou la victoire nationale, le langage religieux ne témoigne pas encore d’un réadressage vers Dieu.</w:t>
+        <w:t>Un penseur perspicace peut être incapable d’organiser une action commune. Un organisateur efficace peut réaliser une vision du monde profondément erronée. La puissance historique n’est donc pas une preuve suffisante de vérité, et la justesse de la compréhension n’est pas une condition suffisante du résultat historique.</w:t>
       </w:r>
     </w:p>
     <w:p>
@@ -766,25 +1004,25 @@
         <w:rPr>
           <w:b w:val="0"/>
         </w:rPr>
-        <w:t>L’épreuve pratique réside dans la possibilité de correction : l’homme peut-il reconnaître que son interprétation de la volonté de Dieu était erronée ? Garde-t-il la responsabilité de sa propre compréhension ? Peut-il reconnaître la réalité d’autrui lorsque celui-ci fait obstacle à son projet ? Un réadressage qui exclut ces questions risque de reproduire la colonisation même qu’il devait dépasser.</w:t>
-      </w:r>
-    </w:p>
-    <w:p>
-      <w:bookmarkStart w:id="5" w:name="section_5"/>
+        <w:t>L’identité messianique signifie que l’on comprend sa propre vie comme vocation et mission. Elle ne garantit pas une bonne orientation : la nation, la classe ou l’État peuvent aussi être élevés au rang de destinataire absolu. Dans sa forme chrétienne, l’homme accepte d’être envoyé, sans s’attribuer le rôle de sauveur définitif. Son projet concret demeure humain, limité et corrigible. [II, « Ontogenèse de la subjectalité », §§15–18 ; « Subjectalité eschatologique », §§5–8.]</w:t>
+      </w:r>
+    </w:p>
+    <w:p>
+      <w:bookmarkStart w:id="7" w:name="section_7"/>
       <w:pPr>
         <w:pStyle w:val="Heading1"/>
       </w:pPr>
       <w:r>
-        <w:t>5 L’architecture de la réponse humaine</w:t>
-      </w:r>
-      <w:bookmarkEnd w:id="5"/>
+        <w:t>7 Le Logos et la possibilité du sens</w:t>
+      </w:r>
+      <w:bookmarkEnd w:id="7"/>
     </w:p>
     <w:p>
       <w:pPr>
         <w:pStyle w:val="Heading2"/>
       </w:pPr>
       <w:r>
-        <w:t>L’Espace Iconique Dynamique</w:t>
+        <w:t>Pourquoi la connexité ne suffit pas</w:t>
       </w:r>
     </w:p>
     <w:p>
@@ -792,7 +1030,7 @@
         <w:rPr>
           <w:b w:val="0"/>
         </w:rPr>
-        <w:t>L’EID est le mode de présence du monde pour le sujet. Il comprend non seulement l’information sur les objets, mais aussi les liens, la signification, l’échelle, le temps, les menaces, les attentes et les images du possible. « Iconique » ne se réduit ici ni à une image ni à l’icône ecclésiale : il s’agit de la représentation de la réalité par laquelle le sujet s’oriente et agit.</w:t>
+        <w:t>CTM distingue l’existence d’un lien de la rencontre porteuse de sens. Les hommes peuvent échanger constamment des messages, commercer et remplir des rôles sans se reconnaître mutuellement comme porteurs autonomes d’une réponse. La connexité, à elle seule, permet la manipulation et la domination.</w:t>
       </w:r>
     </w:p>
     <w:p>
@@ -800,7 +1038,7 @@
         <w:rPr>
           <w:b w:val="0"/>
         </w:rPr>
-        <w:t>La qualité de l’EID ne se définit pas par la seule quantité de savoir. On peut connaître de nombreux détails sans voir l’ensemble ; penser à de vastes échelles historiques sans discerner l’homme concret ; conserver une image claire du présent sans percevoir les conséquences différées. D’où l’importance de l’étendue, du pouvoir de résolution, de la connexité, de la profondeur, du dynamisme, de l’ouverture et de la capacité à tenir une contradiction sans en supprimer précipitamment l’un des termes.</w:t>
+        <w:t>Le volume I exprime cette différence par la distinction entre une relationalité close et une relationalité fondée. La relation close tente de trouver son fondement définitif dans les seuls participants ; chacun risque de faire de lui-même la mesure ultime de l’autre. La relation fondée suppose qu’aucun participant n’a le droit de déterminer définitivement l’autre, puisque tous deux sont rapportés à un Fondement qui les dépasse.</w:t>
       </w:r>
     </w:p>
     <w:p>
@@ -808,7 +1046,7 @@
         <w:rPr>
           <w:b w:val="0"/>
         </w:rPr>
-        <w:t>Celui qui considère le budget de l’État comme le portefeuille personnel du dirigeant ne se trompe pas seulement sur quelques chiffres. L’objet lui-même, la causalité et la responsabilité sont représentés autrement pour lui. Transformer l’EID signifie que le budget devient visible comme un système distribué d’obligations, de recettes, de dépenses et de conséquences futures. [II, « Qualité de l’ontologie », §§1–3 ; III, §22 et section IV.]</w:t>
+        <w:t>Dans cette construction, le Logos remplit deux rôles liés. Philosophiquement, il désigne la détermination signifiante ultime grâce à laquelle on peut distinguer le vrai du faux, l’adéquation de l’arbitraire. Théologiquement, le Logos est le Fils de Dieu devenu homme. Il faut maintenir le lien entre ces registres sans remplacer le second par le premier. Le Christ ne se réduit pas au principe de cohérence logique. [I, « Essai… », chap.4–6 ; « Pour une ontologie du Logos » ; III, §§9–12.]</w:t>
       </w:r>
     </w:p>
     <w:p>
@@ -816,7 +1054,7 @@
         <w:pStyle w:val="Heading2"/>
       </w:pPr>
       <w:r>
-        <w:t>Le Système d’exploitation</w:t>
+        <w:t>Le monothéisme méthodologique</w:t>
       </w:r>
     </w:p>
     <w:p>
@@ -824,7 +1062,7 @@
         <w:rPr>
           <w:b w:val="0"/>
         </w:rPr>
-        <w:t>L’OS est l’ensemble des modes de travail avec la réalité. CTM distingue les circuits réceptif-interprétatif, projectif-exécutif et réflexif-correctif : comment le sujet reçoit et comprend l’information ; comment il conçoit et réalise une action ; comment il évalue les conséquences et se corrige.</w:t>
+        <w:t>L’homme possède de nombreux attachements et devoirs réels : famille, profession, peuple, État, son propre corps. CTM n’exige pas leur suppression. Le monothéisme méthodologique signifie que les fondements partiels doivent recevoir leur place et leur mesure par rapport au Fondement maximal. Aucun ne peut, sans examen, réclamer l’homme tout entier.</w:t>
       </w:r>
     </w:p>
     <w:p>
@@ -832,7 +1070,7 @@
         <w:rPr>
           <w:b w:val="0"/>
         </w:rPr>
-        <w:t>Un homme peut voir un problème sans disposer d’une opération permettant de le résoudre. Une organisation peut recueillir des informations fiables sans posséder de procédure pour modifier une décision après leur réception. La situation inverse est également possible : une procédure existe formellement mais n’est jamais activée dans une certaine classe de situations. Ces cas appellent des explications et des transformations différentes.</w:t>
+        <w:t>Ce principe a un sens pratique. Si l’État exige que la vérité soit sacrifiée à l’utilité étatique, la question se pose de son droit à cette exigence. Si la famille exige une injustice envers un tiers, la proximité ne supprime pas à elle seule le juste. Si une organisation ecclésiale exige que sa réputation soit défendue contre un fait reconnu, l’institution risque d’occuper la place du Fondement qu’elle devrait servir.</w:t>
       </w:r>
     </w:p>
     <w:p>
@@ -840,7 +1078,7 @@
         <w:rPr>
           <w:b w:val="0"/>
         </w:rPr>
-        <w:t>L’OS n’est pas un second sujet caché à l’intérieur de l’homme. C’est une désignation analytique des opérations dont il dispose et qu’il utilise. De même, l’EID ne « prend » pas de « décisions » : c’est l’homme tout entier qui voit, décide et agit.</w:t>
+        <w:t>Le principe d’un fondement ultime unique n’équivaut toutefois pas à la confession intégrale de la Trinité. Dans le volume II, l’auteur limite expressément son statut à celui d’une structure d’orientation. Il peut préparer l’examen théologique sans le remplacer. Une analyse solide doit montrer à quel moment le contenu proprement chrétien est introduit. [II, « Genèse de la subjectalité », §5.3.]</w:t>
       </w:r>
     </w:p>
     <w:p>
@@ -848,7 +1086,7 @@
         <w:pStyle w:val="Heading2"/>
       </w:pPr>
       <w:r>
-        <w:t>La subjectalité et le Livre des scénarios</w:t>
+        <w:t>L’idolâtrie comme erreur de fondement</w:t>
       </w:r>
     </w:p>
     <w:p>
@@ -856,7 +1094,7 @@
         <w:rPr>
           <w:b w:val="0"/>
         </w:rPr>
-        <w:t>La troisième dimension répond à la question : qui est l’auteur effectif de la réponse ? Qui détient l’initiative, le droit de contester, de corriger et d’arrêter ? À qui reviennent les conséquences ? Dans un système complexe, ces prérogatives peuvent être distribuées. L’absence d’un centre unique ne signifie pas en elle-même l’absence de subjectalité ; il faut établir si les fonctions distribuées forment un circuit cohérent.</w:t>
+        <w:t>Dans CTM, l’idole n’est pas seulement une image cultuelle. L’idolâtrie apparaît lorsqu’un objet fini, un modèle ou une institution reçoit le statut de Réalité définitive. L’homme commence alors à le protéger de toute vérification et à lui soumettre autrui.</w:t>
       </w:r>
     </w:p>
     <w:p>
@@ -864,7 +1102,7 @@
         <w:rPr>
           <w:b w:val="0"/>
         </w:rPr>
-        <w:t>La formule « EID × OS × subjectalité » exprime l’interdépendance de ces dimensions. Elle n’est pas un calcul avec des unités et des coefficients connus. Une représentation riche du monde ne garantit pas la capacité d’agir ; des opérations développées ne garantissent pas un autorat propre ; une initiative forte ne compense pas l’aveuglement.</w:t>
+        <w:t>Cela permet de critiquer l’idolâtrie au sein de la religiosité elle-même. Le nom juste de l’objet adoré ne garantit pas un rapport juste. Un homme peut dire « Dieu » en entendant la confirmation absolue de son groupe. Il peut vénérer la vérité tout en défendant en fait sa propre infaillibilité. La logocentricité se définit donc par ce à partir de quoi l’homme agit, et pas seulement par le vocabulaire de son autodésignation.</w:t>
       </w:r>
     </w:p>
     <w:p>
@@ -872,15 +1110,25 @@
         <w:rPr>
           <w:b w:val="0"/>
         </w:rPr>
-        <w:t>Le Livre des scénarios désigne les règles stables qui relient ces dimensions dans une situation donnée. Une institution peut, par exemple, savoir réviser ses décisions mais reconnaître toute critique publique comme une menace. L’opération de correction disponible est alors systématiquement bloquée dans la situation précise de la critique. Pour démontrer l’existence d’une telle règle, un seul épisode ne suffit pas : il faut des cas comparables ou une confirmation indépendante. [III, §22а, §§113а, 118а.]</w:t>
-      </w:r>
+        <w:t>La logofugalité désigne, en conséquence, l’éloignement de cette vérification et du lien au Fondement. Elle peut être très organisée et technologiquement efficace. L’organisation signifiante n’est pas identique à la vérité morale : un projet faux peut aussi produire discipline et procédures stables. Ici, les distinctions des volumes tardifs précisent les oppositions plus tranchées de la première partie philosophique.</w:t>
+      </w:r>
+    </w:p>
+    <w:p>
+      <w:bookmarkStart w:id="8" w:name="section_8"/>
+      <w:pPr>
+        <w:pStyle w:val="Heading1"/>
+      </w:pPr>
+      <w:r>
+        <w:t>8 L’image de Dieu et la plénitude de la personne</w:t>
+      </w:r>
+      <w:bookmarkEnd w:id="8"/>
     </w:p>
     <w:p>
       <w:pPr>
         <w:pStyle w:val="Heading2"/>
       </w:pPr>
       <w:r>
-        <w:t>La qualité de l’ontologie et la compétence ontologique</w:t>
+        <w:t>Individualité et irremplaçabilité</w:t>
       </w:r>
     </w:p>
     <w:p>
@@ -888,7 +1136,7 @@
         <w:rPr>
           <w:b w:val="0"/>
         </w:rPr>
-        <w:t>La qualité de l’ontologie caractérise l’organisation du monde opérant du sujet. La compétence ontologique est sa capacité à s’y orienter, à voir les limites de sa propre carte, à coordonner les connaissances et les modes d’action nécessaires, à soutenir la non-correspondance et à produire une réponse.</w:t>
+        <w:t>L’unicité biographique d’un homme ne suffit pas à révéler ce que CTM cherche dans la personne. Une combinaison de causes peut, elle aussi, être unique. Le projet pose une autre question : pourquoi cet homme précis a-t-il droit à sa propre réponse et ne peut-il être remplacé par un exécutant fonctionnellement équivalent ?</w:t>
       </w:r>
     </w:p>
     <w:p>
@@ -896,25 +1144,91 @@
         <w:rPr>
           <w:b w:val="0"/>
         </w:rPr>
-        <w:t>Cette distinction protège le projet de l’intellectualisme. Une théorie étendue ne garantit pas la capacité d’agir, et une compréhension claire ne garantit pas la réalisation d’un projet. La compétence inclut le rapport à ses propres limites : trouver un spécialiste, reconnaître l’insuffisance des données ou arrêter une méthode inapplicable importe parfois davantage que proposer une explication supplémentaire. Le caractère fondé et l’ordre des valeurs traversent toute l’architecture : à quelles fins les capacités sont-elles utilisées, et que sacrifie-t-on lorsque des biens entrent en conflit ? [II, « Qualité de l’ontologie », §§4–9 ; III, §§32–36.]</w:t>
-      </w:r>
-    </w:p>
-    <w:p>
-      <w:bookmarkStart w:id="6" w:name="section_6"/>
+        <w:t>La réponse théologique se construit à travers l’image de Dieu et la ressemblance. L’image désigne la possibilité donnée à l’homme d’une réponse personnelle ; la ressemblance, son déploiement vers la plénitude de la relation à Dieu. C’est une distinction de travail au sein de l’architecture de la réponse, non une définition exhaustive de tous les sens de l’image et de la ressemblance dans la tradition chrétienne. L’article sur la pneumatologie limite expressément son objet de cette manière.</w:t>
+      </w:r>
+    </w:p>
+    <w:p>
+      <w:r>
+        <w:rPr>
+          <w:b w:val="0"/>
+        </w:rPr>
+        <w:t>Le devenir humain ne crée pas la dignité à partir de rien et ne rend pas une personne moins compétente moins digne de sollicitude. Une conséquence essentielle de la partie eschatologique de CTM est que la valeur d’une personne concrète ne peut se mesurer à sa productivité présente. L’appel à la communion avec Dieu précède l’évaluation de la réussite effective de la réponse. C’est particulièrement important pour comprendre l’enfant, le malade, la personne dépendante ou en situation de handicap. Cette dernière application est une déduction de la présente analyse à partir de la distinction entre don et actualisation, non une théorie particulière développée dans le corpus. [III, §11 ; « À la recherche d’une pneumatologie », §2 ; II, « Subjectalité eschatologique », §§11–14.]</w:t>
+      </w:r>
+    </w:p>
+    <w:p>
+      <w:pPr>
+        <w:pStyle w:val="Heading2"/>
+      </w:pPr>
+      <w:r>
+        <w:t>Déification et préservation de l’humain</w:t>
+      </w:r>
+    </w:p>
+    <w:p>
+      <w:r>
+        <w:rPr>
+          <w:b w:val="0"/>
+        </w:rPr>
+        <w:t>Dans la logique de CTM, la déification signifie la participation à la vie de Dieu, avec maintien de la distinction entre Créateur et créature. L’homme ne devient pas sa propre source et ne disparaît pas dans un tout impersonnel. Au contraire, la plénitude de la communion exige la préservation de celui qui communie.</w:t>
+      </w:r>
+    </w:p>
+    <w:p>
+      <w:r>
+        <w:rPr>
+          <w:b w:val="0"/>
+        </w:rPr>
+        <w:t>Le renoncement à une autofondation autonome n’est donc pas un renoncement à la personne. La prétention à être une source absolue est abandonnée, mais le nom, l’histoire, la réponse et la responsabilité sont préservés. C’est la différence fondamentale entre participation et absorption.</w:t>
+      </w:r>
+    </w:p>
+    <w:p>
+      <w:r>
+        <w:rPr>
+          <w:b w:val="0"/>
+        </w:rPr>
+        <w:t>La formule « Christ bin », qui traverse le volume I, exprime la radicalité de l’autodétermination chrétienne : le christianisme doit devenir une manière d’exister plutôt qu’une relation extérieure à un modèle vénéré. Elle doit être lue à travers la participation au Christ, non comme l’appropriation par l’homme du statut hypostatique unique du Fils incarné. Le volume II soutient précisément cette distinction : Dieu entre dans l’ontique, en Christ, directement et hypostatiquement ; la réponse historique humaine est dérivée et médiatisée. [I, « Pour une ontologie du Logos » ; « La foi comme compétence » ; II, « Subjectalité eschatologique », §§6, 13.]</w:t>
+      </w:r>
+    </w:p>
+    <w:p>
+      <w:pPr>
+        <w:pStyle w:val="Heading2"/>
+      </w:pPr>
+      <w:r>
+        <w:t>Signification absolue sans absoluité de l’être</w:t>
+      </w:r>
+    </w:p>
+    <w:p>
+      <w:r>
+        <w:t>Le volume II distingue l’absoluité de Dieu de la signification absolue de la personne pour Dieu. L’homme est fini et créé. Mais sa finitude ne signifie pas qu’il soit remplaçable ni qu’il puisse être sacrifié comme matériau consommable à une totalité impersonnelle.</w:t>
+      </w:r>
+    </w:p>
+    <w:p>
+      <w:r>
+        <w:rPr>
+          <w:b w:val="0"/>
+        </w:rPr>
+        <w:t>La promesse chrétienne de la vie éternelle concerne l’homme concret, et non seulement la conservation des informations le concernant, de sa contribution sociale ou du type humain général. La question de la personne reçoit ainsi une profondeur eschatologique : qu’est-ce qui permet à cet homme précis de conserver son identité dans la communion définitive avec Dieu ?</w:t>
+      </w:r>
+    </w:p>
+    <w:p>
+      <w:r>
+        <w:t>Dans le cadre de ses présupposés chrétiens, CTM propose ici un fondement théologique de l’irremplaçabilité. Mais affirmer qu’aucun autre fondement philosophique de cette irremplaçabilité n’est possible serait une thèse distincte et plus large. La force de la solution chrétienne ne suffit pas à l’établir : il faut examiner les arguments concurrents. [II, « Subjectalité eschatologique », §§11–12.]</w:t>
+      </w:r>
+    </w:p>
+    <w:p>
+      <w:bookmarkStart w:id="9" w:name="section_9"/>
       <w:pPr>
         <w:pStyle w:val="Heading1"/>
       </w:pPr>
       <w:r>
-        <w:t>6 Le devenir de la personne et l’action historique</w:t>
-      </w:r>
-      <w:bookmarkEnd w:id="6"/>
+        <w:t>9 Incarnation Croix et résurrection</w:t>
+      </w:r>
+      <w:bookmarkEnd w:id="9"/>
     </w:p>
     <w:p>
       <w:pPr>
         <w:pStyle w:val="Heading2"/>
       </w:pPr>
       <w:r>
-        <w:t>De l’acceptation du commencement à une voix propre</w:t>
+        <w:t>L’initiative de Dieu</w:t>
       </w:r>
     </w:p>
     <w:p>
@@ -922,7 +1236,7 @@
         <w:rPr>
           <w:b w:val="0"/>
         </w:rPr>
-        <w:t>La « Genèse de la subjectalité » examine les conditions d’apparition de la réponse ; l’« Ontogenèse de la subjectalité », son devenir dans la vie humaine. Ce sont deux questions différentes. Établir que le caractère reçu de l’être est compatible avec l’autorat n’explique pas encore comment une personne concrète apprend à répondre, à conserver son identité et à entrer en relation.</w:t>
+        <w:t>Présenter CTM comme une simple échelle d’efforts humains produirait une distorsion majeure. L’homme examine ses fondements, échoue, réadresse sa vie et semble ainsi atteindre Dieu par lui-même. Le volume II affirme clairement l’inverse : le mouvement de l’homme vers Dieu repose sur le mouvement antérieur de Dieu vers l’homme.</w:t>
       </w:r>
     </w:p>
     <w:p>
@@ -930,12 +1244,7 @@
         <w:rPr>
           <w:b w:val="0"/>
         </w:rPr>
-        <w:t>Le point de départ est la présomption d’une détermination signifiante de la Réalité : la différence entre correspondance et non-correspondance existe et peut être découverte. Du côté humain, il faut une réceptivité à la liberté et la possibilité de dépasser ce qui est déjà accompli. Mais le « goût de la liberté » peut, à lui seul, se transformer en arbitraire. Il faut le relier à l’acceptation de la réalité, à une herméneutique de la responsabilité, à l’orientation vers le Fondement maximal et à la disposition à être éprouvé.</w:t>
-      </w:r>
-    </w:p>
-    <w:p>
-      <w:r>
-        <w:t>S’accepter soi-même ne signifie pas, dans ce processus, être satisfait de soi. L’homme accepte le porteur de son histoire pour devenir capable de la poursuivre et de la transformer. L’identité se forme comme continuité de la réponse : tout en changeant, la personne peut reconnaître son acte passé comme sien, en corriger les conséquences et ne pas attribuer son passé à un étranger qu’elle aurait prétendument été autrefois.</w:t>
+        <w:t>L’incarnation signifie que le Logos entre dans la réalité créée en assumant la nature humaine, le corps et l’histoire. Le Fondement ne se contente pas d’adresser une exigence à l’homme de l’extérieur. Dans le Christ, il participe à la vulnérabilité humaine. La théologie du projet ne peut donc se réduire à une technique universelle de navigation entre des cartes.</w:t>
       </w:r>
     </w:p>
     <w:p>
@@ -943,7 +1252,7 @@
         <w:rPr>
           <w:b w:val="0"/>
         </w:rPr>
-        <w:t>La subjectalité ontique — capacité d’agir et de répondre dans un monde concret — constitue la base nécessaire des niveaux ultérieurs. On ne peut la sauter pour accéder directement à une mission universelle. Si quelqu’un parle au nom du destin de l’humanité mais se dérobe systématiquement à des obligations simples, l’ampleur de sa déclaration ne dit encore rien de la qualité de sa subjectalité. [II, « Genèse de la subjectalité » ; « Ontogenèse de la subjectalité », §§1–9.]</w:t>
+        <w:t>Cela limite également le rapport négatif à l’ontique. Si le Fils assume le corps et l’histoire, la concrétude du monde n’est pas seulement un obstacle à l’élévation vers le sens. Elle devient lieu de rencontre et de réponse. Le travail, les soins corporels et l’organisation juste des relations prennent sens comme formes d’incarnation historique, sans qu’aucune devienne le Royaume de Dieu lui-même. [II, « Subjectalité eschatologique », §§6, 13–14.]</w:t>
       </w:r>
     </w:p>
     <w:p>
@@ -951,7 +1260,12 @@
         <w:pStyle w:val="Heading2"/>
       </w:pPr>
       <w:r>
-        <w:t>Percée et cristallisation</w:t>
+        <w:t>La Croix comme épreuve du fondement</w:t>
+      </w:r>
+    </w:p>
+    <w:p>
+      <w:r>
+        <w:t>La Croix occupe une place centrale dans CTM parce qu’elle sépare la fidélité à la vérité de la garantie de sa propre réussite. Si une personne ne tient pour vrai que ce qui préserve sa force, son prestige et sa sécurité, elle continue de se considérer comme son propre fondement ultime. La pratique de la Croix signifie la possibilité de renoncer à cette condition.</w:t>
       </w:r>
     </w:p>
     <w:p>
@@ -959,7 +1273,7 @@
         <w:rPr>
           <w:b w:val="0"/>
         </w:rPr>
-        <w:t>Une percée ontologique se produit lorsque ce n’est plus une tâche particulière qui est mise en question, mais la structure du monde dans lequel les tâches étaient distinguées. Une telle expérience élargit le possible sans certifier la vérité. Une expérience intense, une idée inhabituelle ou la destruction d’une identité antérieure peuvent ouvrir un nouvel horizon et conduire en même temps à une fausse certitude.</w:t>
+        <w:t>Mais tout sacrifice ne devient pas chrétien. Un homme peut mourir pour un projet faux, sous la contrainte d’autrui ou au service de sa propre démesure. L’ampleur de la perte ne prouve pas la vérité du destinataire. Le discernement chrétien demande d’examiner le rapport à la vérité, à la liberté d’autrui, à la responsabilité et au Christ lui-même.</w:t>
       </w:r>
     </w:p>
     <w:p>
@@ -967,7 +1281,7 @@
         <w:rPr>
           <w:b w:val="0"/>
         </w:rPr>
-        <w:t>Après la percée, il faut donc vérification et cristallisation : la nouvelle distinction doit acquérir une forme stable, une langue, une pratique et une capacité de transmission. Une cristallisation prématurée est dangereuse parce qu’elle transforme la première interprétation réussie en système infaillible. L’absence de cristallisation a également un prix : l’expérience reste un éclair qui ne transforme pas l’acte suivant.</w:t>
+        <w:t>La pratique de la Croix ne peut donc devenir l’exigence de s’exposer continuellement au danger ou de laisser une institution disposer de la souffrance d’autrui. Dans les termes du CTM tardif, celui qui exige un prix doit justifier son droit à l’exiger ; l’ascèse volontaire n’est pas identique à une dépossession extérieure de la subjectalité. La formule théologique ne dispense pas de cet examen.</w:t>
       </w:r>
     </w:p>
     <w:p>
@@ -975,7 +1289,7 @@
         <w:rPr>
           <w:b w:val="0"/>
         </w:rPr>
-        <w:t>La transition générative va plus loin. Le sujet ne s’approprie pas seulement une forme déjà donnée ; il crée de nouvelles manières de reconnaître et d’agir que d’autres peuvent acquérir. Pour évaluer cette transition, il faut préciser l’échelle. Une solution nouvelle pour une personne n’est pas nécessairement nouvelle pour une profession ; une institution historiquement nouvelle n’ouvre pas nécessairement un nouveau principe d’existence humaine. [II, « Ontogenèse de la subjectalité », §§10–14 ; III, section III.]</w:t>
+        <w:t>Dans le volume II, la Croix reçoit une interprétation supplémentaire : Dieu permet les conséquences réelles du jugement humain sur lui sans reconnaître ce jugement comme vrai. La liberté de l’homme est prise au sérieux au point que sa réponse fausse devient un événement historique. Cette lecture théologique de l’auteur révèle le prix de la relation, mais ne signifie pas que le verdict humain acquière un pouvoir sur la vérité ultime de Dieu. [I, « La foi comme compétence » ; II, « Ontogenèse de la subjectalité », §22 ; « Subjectalité eschatologique », §13.]</w:t>
       </w:r>
     </w:p>
     <w:p>
@@ -983,7 +1297,7 @@
         <w:pStyle w:val="Heading2"/>
       </w:pPr>
       <w:r>
-        <w:t>Deux capacités indépendantes</w:t>
+        <w:t>Pourquoi l’argument reste incomplet sans la résurrection</w:t>
       </w:r>
     </w:p>
     <w:p>
@@ -991,7 +1305,7 @@
         <w:rPr>
           <w:b w:val="0"/>
         </w:rPr>
-        <w:t>CTM distingue la compétence ontologique de la projectualité socio-ontique. La première permet de discerner les fondements, les limites et le sens humain d’un projet. La seconde permet de créer l’organisation, le droit et les formes économiques et administratives par lesquels le projet entre dans l’histoire.</w:t>
+        <w:t>S’arrêter à la Croix comme honnêteté face à la défaite donnerait une philosophie de la dignité dans la catastrophe. Le sens chrétien de CTM est plus large. La résurrection signifie que la mort et le verdict historique ne constituent pas l’horizon définitif de la nature humaine assumée par le Logos.</w:t>
       </w:r>
     </w:p>
     <w:p>
@@ -999,7 +1313,7 @@
         <w:rPr>
           <w:b w:val="0"/>
         </w:rPr>
-        <w:t>Un penseur perspicace peut être incapable d’organiser une action commune. Un organisateur efficace peut réaliser une vision du monde profondément erronée. La puissance historique n’est donc pas une preuve suffisante de vérité, et la justesse de la compréhension n’est pas une condition suffisante du résultat historique.</w:t>
+        <w:t>La foi ne transforme pas ici la défaite en victoire par les mots. Elle rapporte l’événement historique à une plénitude promise dont la source est en Dieu. La capacité humaine de traverser une crise ne produit pas la résurrection et ne la démontre pas empiriquement. La résurrection entre dans le projet comme contenu de l’annonce chrétienne et fondement de l’espérance.</w:t>
       </w:r>
     </w:p>
     <w:p>
@@ -1007,25 +1321,25 @@
         <w:rPr>
           <w:b w:val="0"/>
         </w:rPr>
-        <w:t>L’identité messianique signifie que l’on comprend sa propre vie comme vocation et mission. Elle ne garantit pas une bonne orientation : la nation, la classe ou l’État peuvent aussi être élevés au rang de destinataire absolu. Dans sa forme chrétienne, l’homme accepte d’être envoyé, sans s’attribuer le rôle de sauveur définitif. Son projet concret demeure humain, limité et corrigible. [II, « Ontogenèse de la subjectalité », §§15–18 ; « Subjectalité eschatologique », §§5–8.]</w:t>
-      </w:r>
-    </w:p>
-    <w:p>
-      <w:bookmarkStart w:id="7" w:name="section_7"/>
+        <w:t>Cette distinction permet d’éviter deux réductions. La première transforme le christianisme en psychologie héroïque : supporte tout, et tu te sauveras ainsi. La seconde transforme l’espérance en négation des conséquences : puisque Dieu vaincra, l’erreur humaine serait sans importance. CTM exige simultanément la réalité du prix historique et l’ouverture à un horizon que l’histoire n’épuise pas.</w:t>
+      </w:r>
+    </w:p>
+    <w:p>
+      <w:bookmarkStart w:id="10" w:name="section_10"/>
       <w:pPr>
         <w:pStyle w:val="Heading1"/>
       </w:pPr>
       <w:r>
-        <w:t>7 Le Logos et la possibilité du sens</w:t>
-      </w:r>
-      <w:bookmarkEnd w:id="7"/>
+        <w:t>10 La foi comme compétence et la langue de Dieu</w:t>
+      </w:r>
+      <w:bookmarkEnd w:id="10"/>
     </w:p>
     <w:p>
       <w:pPr>
         <w:pStyle w:val="Heading2"/>
       </w:pPr>
       <w:r>
-        <w:t>Pourquoi la connexité ne suffit pas</w:t>
+        <w:t>De la conviction à la capacité de vivre</w:t>
       </w:r>
     </w:p>
     <w:p>
@@ -1033,7 +1347,7 @@
         <w:rPr>
           <w:b w:val="0"/>
         </w:rPr>
-        <w:t>CTM distingue l’existence d’un lien de la rencontre porteuse de sens. Les hommes peuvent échanger constamment des messages, commercer et remplir des rôles sans se reconnaître mutuellement comme porteurs autonomes d’une réponse. La connexité, à elle seule, permet la manipulation et la domination.</w:t>
+        <w:t>La foi a dans CTM des manifestations psychologiques, sociales et intellectuelles sans s’y réduire. L’expérience, l’appartenance et la conviction peuvent exister dans des systèmes religieux et idéologiques très différents. La question spécifiquement chrétienne concerne la source de la vie et le rapport à l’avenir.</w:t>
       </w:r>
     </w:p>
     <w:p>
@@ -1041,7 +1355,7 @@
         <w:rPr>
           <w:b w:val="0"/>
         </w:rPr>
-        <w:t>Le volume I exprime cette différence par la distinction entre une relationalité close et une relationalité fondée. La relation close tente de trouver son fondement définitif dans les seuls participants ; chacun risque de faire de lui-même la mesure ultime de l’autre. La relation fondée suppose qu’aucun participant n’a le droit de déterminer définitivement l’autre, puisque tous deux sont rapportés à un Fondement qui les dépasse.</w:t>
+        <w:t>La compétence désigne une capacité stable d’agir là où les connaissances et les instructions ne fournissent aucune solution toute faite. On peut beaucoup savoir sur le pardon sans parvenir à pardonner ; comprendre la nécessité de la vérité et la dissimuler sous la menace d’une perte. Entre le contenu de la conscience et la manière d’exister demeure un passage qu’une définition ne peut accomplir à elle seule.</w:t>
       </w:r>
     </w:p>
     <w:p>
@@ -1049,7 +1363,7 @@
         <w:rPr>
           <w:b w:val="0"/>
         </w:rPr>
-        <w:t>Dans cette construction, le Logos remplit deux rôles liés. Philosophiquement, il désigne la détermination signifiante ultime grâce à laquelle on peut distinguer le vrai du faux, l’adéquation de l’arbitraire. Théologiquement, le Logos est le Fils de Dieu devenu homme. Il faut maintenir le lien entre ces registres sans remplacer le second par le premier. Le Christ ne se réduit pas au principe de cohérence logique. [I, « Essai… », chap.4–6 ; « Pour une ontologie du Logos » ; III, §§9–12.]</w:t>
+        <w:t>La foi comme compétence est la capacité de maintenir l’orientation vers Dieu et la vérité dans des conditions changeantes, d’assumer la responsabilité, d’examiner sa propre compréhension et de renouveler sa réponse. Elle ne garantit pas la justesse de chaque décision et ne rend pas le croyant omniscient. Sa maturité inclut la capacité de reconnaître une erreur sans détruire la relation même au Fondement. [I, « De la nature de la foi » ; « La foi comme compétence » ; III, section XIII.]</w:t>
       </w:r>
     </w:p>
     <w:p>
@@ -1057,7 +1371,7 @@
         <w:pStyle w:val="Heading2"/>
       </w:pPr>
       <w:r>
-        <w:t>Le monothéisme méthodologique</w:t>
+        <w:t>Le silence de Dieu et le monde concurrentiel</w:t>
       </w:r>
     </w:p>
     <w:p>
@@ -1065,7 +1379,7 @@
         <w:rPr>
           <w:b w:val="0"/>
         </w:rPr>
-        <w:t>L’homme possède de nombreux attachements et devoirs réels : famille, profession, peuple, État, son propre corps. CTM n’exige pas leur suppression. Le monothéisme méthodologique signifie que les fondements partiels doivent recevoir leur place et leur mesure par rapport au Fondement maximal. Aucun ne peut, sans examen, réclamer l’homme tout entier.</w:t>
+        <w:t>« La langue de Dieu », au volume I, pose une question douloureuse : comment articuler la confession du Dieu d’amour avec la réalité de la souffrance et l’expérience de son silence ? Ce n’est pas simplement un chapitre sur le langage sacré ou la structure logique de la création. Il examine le décalage entre l’intervention attendue par l’homme et la transformation de l’homme lui-même à laquelle le christianisme l’appelle.</w:t>
       </w:r>
     </w:p>
     <w:p>
@@ -1073,7 +1387,7 @@
         <w:rPr>
           <w:b w:val="0"/>
         </w:rPr>
-        <w:t>Ce principe a un sens pratique. Si l’État exige que la vérité soit sacrifiée à l’utilité étatique, la question se pose de son droit à cette exigence. Si la famille exige une injustice envers un tiers, la proximité ne supprime pas à elle seule le juste. Si une organisation ecclésiale exige que sa réputation soit défendue contre un fait reconnu, l’institution risque d’occuper la place du Fondement qu’elle devrait servir.</w:t>
+        <w:t>L’ontologie concurrentielle comprend l’être comme lutte pour la conservation, la supériorité et le contrôle. Dans un tel monde, Dieu lui-même peut être pensé comme le participant le plus puissant, dont on attend la victoire de son propre camp. L’ontologie solidaire suppose un autre type de relation : la plénitude de l’un ne doit pas s’accomplir par la destruction de l’autre. L’humilité est ici liée au renoncement à s’approprier le centre de l’être, et la détermination à la disposition à entrer réellement dans un autre rapport à la vie.</w:t>
       </w:r>
     </w:p>
     <w:p>
@@ -1081,7 +1395,7 @@
         <w:rPr>
           <w:b w:val="0"/>
         </w:rPr>
-        <w:t>Le principe d’un fondement ultime unique n’équivaut toutefois pas à la confession intégrale de la Trinité. Dans le volume II, l’auteur limite expressément son statut à celui d’une structure d’orientation. Il peut préparer l’examen théologique sans le remplacer. Une analyse solide doit montrer à quel moment le contenu proprement chrétien est introduit. [II, « Genèse de la subjectalité », §5.3.]</w:t>
+        <w:t>Cette lecture explique pourquoi le christianisme n’est pas tenu de confirmer chaque attente humaine de puissance. Elle ne résout cependant pas toutes les questions de théodicée. Du fait qu’une intervention contraignante peut supprimer la liberté ne découle pas encore une explication de toute souffrance, particulièrement de celle des êtres qui ne peuvent l’accepter de manière réfléchie. Il faut donc lire ce chapitre comme une interprétation du mode chrétien de réponse, sans le présenter comme une démonstration achevée de la justification de tout ce qui arrive. [I, « La langue de Dieu ».]</w:t>
       </w:r>
     </w:p>
     <w:p>
@@ -1089,7 +1403,7 @@
         <w:pStyle w:val="Heading2"/>
       </w:pPr>
       <w:r>
-        <w:t>L’idolâtrie comme erreur de fondement</w:t>
+        <w:t>Repentir et ascèse</w:t>
       </w:r>
     </w:p>
     <w:p>
@@ -1097,7 +1411,7 @@
         <w:rPr>
           <w:b w:val="0"/>
         </w:rPr>
-        <w:t>Dans CTM, l’idole n’est pas seulement une image cultuelle. L’idolâtrie apparaît lorsqu’un objet fini, un modèle ou une institution reçoit le statut de Réalité définitive. L’homme commence alors à le protéger de toute vérification et à lui soumettre autrui.</w:t>
+        <w:t>Le repentir touche dans CTM les fondements de la perception et de l’action. L’homme ne regrette pas seulement une transgression ; il cherche à comprendre quelle conception de lui-même et du monde l’a rendue possible. S’il continue de considérer autrui comme un moyen de se rassurer, une excuse isolée peut ne rien changer à la structure relationnelle qui se reproduit.</w:t>
       </w:r>
     </w:p>
     <w:p>
@@ -1105,7 +1419,7 @@
         <w:rPr>
           <w:b w:val="0"/>
         </w:rPr>
-        <w:t>Cela permet de critiquer l’idolâtrie au sein de la religiosité elle-même. Le nom juste de l’objet adoré ne garantit pas un rapport juste. Un homme peut dire « Dieu » en entendant la confirmation absolue de son groupe. Il peut vénérer la vérité tout en défendant en fait sa propre infaillibilité. La logocentricité se définit donc par ce à partir de quoi l’homme agit, et pas seulement par le vocabulaire de son autodésignation.</w:t>
+        <w:t>L’ascèse ontologique désigne la discipline du renoncement aux éléments non viables de sa propre carte. C’est une capacité difficile : une construction erronée peut soutenir la dignité, l’appartenance et la sécurité familière. Y renoncer exige non seulement un argument, mais la volonté de vivre autrement.</w:t>
       </w:r>
     </w:p>
     <w:p>
@@ -1113,25 +1427,30 @@
         <w:rPr>
           <w:b w:val="0"/>
         </w:rPr>
-        <w:t>La logofugalité désigne, en conséquence, l’éloignement de cette vérification et du lien au Fondement. Elle peut être très organisée et technologiquement efficace. L’organisation signifiante n’est pas identique à la vérité morale : un projet faux peut aussi produire discipline et procédures stables. Ici, les distinctions des volumes tardifs précisent les oppositions plus tranchées de la première partie philosophique.</w:t>
-      </w:r>
-    </w:p>
-    <w:p>
-      <w:bookmarkStart w:id="8" w:name="section_8"/>
+        <w:t>La vérification constante n’implique pourtant pas une déstabilisation psychologique chronique. Des habitudes, des savoir-faire et des formes de vie stables peuvent soutenir la réponse. Ce qui compte est leur ouverture à la correction, non la destruction obligatoire de la stabilité à chaque acte. La méthode tardive permet ici de lire avec davantage de prudence le langage de la rupture continuelle dans le volume I.</w:t>
+      </w:r>
+    </w:p>
+    <w:p>
+      <w:bookmarkStart w:id="11" w:name="section_11"/>
       <w:pPr>
         <w:pStyle w:val="Heading1"/>
       </w:pPr>
       <w:r>
-        <w:t>8 L’image de Dieu et la plénitude de la personne</w:t>
-      </w:r>
-      <w:bookmarkEnd w:id="8"/>
+        <w:t>11 L’Église comme événement et forme historique</w:t>
+      </w:r>
+      <w:bookmarkEnd w:id="11"/>
     </w:p>
     <w:p>
       <w:pPr>
         <w:pStyle w:val="Heading2"/>
       </w:pPr>
       <w:r>
-        <w:t>Individualité et irremplaçabilité</w:t>
+        <w:t>La communion plutôt que la confirmation mutuelle</w:t>
+      </w:r>
+    </w:p>
+    <w:p>
+      <w:r>
+        <w:t>La communication ontologique commence là où la rencontre d’autrui peut non seulement apporter de nouvelles informations, mais aussi transformer les fondements de la compréhension d’une personne. Cela exige de reconnaître la réalité propre de l’interlocuteur, irréductible à sa place dans la vision du monde de cette personne. La réponse d’autrui peut révéler ce que cette carte ne contient pas.</w:t>
       </w:r>
     </w:p>
     <w:p>
@@ -1139,7 +1458,7 @@
         <w:rPr>
           <w:b w:val="0"/>
         </w:rPr>
-        <w:t>L’unicité biographique d’un homme ne suffit pas à révéler ce que CTM cherche dans la personne. Une combinaison de causes peut, elle aussi, être unique. Le projet pose une autre question : pourquoi cet homme précis a-t-il droit à sa propre réponse et ne peut-il être remplacé par un exécutant fonctionnellement équivalent ?</w:t>
+        <w:t>Pour CTM, cela importe autant dans le rapport à Dieu que dans le rapport à l’homme. La communion ne se réduit ni à l’intensité des expériences ni à l’accord. Même un conflit peut devenir événement de rencontre si les participants admettent l’examen de leurs fondements. Inversement, l’unanimité peut résulter de l’exclusion systématique des dissidents.</w:t>
       </w:r>
     </w:p>
     <w:p>
@@ -1147,7 +1466,15 @@
         <w:rPr>
           <w:b w:val="0"/>
         </w:rPr>
-        <w:t>La réponse théologique se construit à travers l’image de Dieu et la ressemblance. L’image désigne la possibilité donnée à l’homme d’une réponse personnelle ; la ressemblance, son déploiement vers la plénitude de la relation à Dieu. C’est une distinction de travail au sein de l’architecture de la réponse, non une définition exhaustive de tous les sens de l’image et de la ressemblance dans la tradition chrétienne. L’article sur la pneumatologie limite expressément son objet de cette manière.</w:t>
+        <w:t>L’Église est considérée comme l’espace où une telle communication doit recevoir une forme historique durable. Le sens théologique de l’assemblée et de l’Eucharistie est relié à la participation à la vie du Royaume et à l’expérience d’une communion qui ne se réduit pas aux règles du monde concurrentiel. Le sacrement n’est pas remplacé par une conversation : il s’agit de la forme humaine de participation à l’action de Dieu. [I, « Le point de départ. Autrefois originel » ; « Essai… », chap.6–7 ; II, « Subjectalité eschatologique », §§9–10.]</w:t>
+      </w:r>
+    </w:p>
+    <w:p>
+      <w:pPr>
+        <w:pStyle w:val="Heading2"/>
+      </w:pPr>
+      <w:r>
+        <w:t>Pourquoi une infrastructure est nécessaire</w:t>
       </w:r>
     </w:p>
     <w:p>
@@ -1155,7 +1482,23 @@
         <w:rPr>
           <w:b w:val="0"/>
         </w:rPr>
-        <w:t>Le devenir humain ne crée pas la dignité à partir de rien et ne rend pas une personne moins compétente moins digne de sollicitude. Une conséquence essentielle de la partie eschatologique de CTM est que la valeur d’une personne concrète ne peut se mesurer à sa productivité présente. L’appel à la communion avec Dieu précède l’évaluation de la réussite effective de la réponse. C’est particulièrement important pour comprendre l’enfant, le malade, la personne dépendante ou en situation de handicap. Cette dernière application est une déduction de la présente analyse à partir de la distinction entre don et actualisation, non une théorie particulière développée dans le corpus. [III, §11 ; « À la recherche d’une pneumatologie », §2 ; II, « Subjectalité eschatologique », §§11–14.]</w:t>
+        <w:t>Un événement particulier de rencontre peut être impossible à transmettre et à reproduire. La forme historique — culte, enseignement, communauté, discipline, mémoire, direction — crée les conditions dans lesquelles une nouvelle personne peut entrer dans l’expérience et élaborer sa propre réponse.</w:t>
+      </w:r>
+    </w:p>
+    <w:p>
+      <w:r>
+        <w:rPr>
+          <w:b w:val="0"/>
+        </w:rPr>
+        <w:t>Le mot « infrastructure » ne doit donc pas signifier que l’Église ne serait qu’une organisation de services. Il isole un aspect de son existence historique : ce qui rend possibles la formation, le maintien, la vérification et la reproduction de la subjectalité eschatologique. C’est une perspective fonctionnelle interne à la compréhension théologique, non une définition dogmatique exhaustive.</w:t>
+      </w:r>
+    </w:p>
+    <w:p>
+      <w:r>
+        <w:rPr>
+          <w:b w:val="0"/>
+        </w:rPr>
+        <w:t>La forme ecclésiale peut remplir sa fonction, être en train d’apprendre à la remplir, compenser l’absence de résultat, le simuler ou produire l’effet inverse. Une direction appelée à enseigner le discernement peut, par exemple, installer l’incapacité à décider sans le guide. Un tel diagnostic exige des données concrètes sur la pratique ; une simple tonalité critique ne suffit pas. [III, section XIII ; « À la recherche d’une pneumatologie », §16.]</w:t>
       </w:r>
     </w:p>
     <w:p>
@@ -1163,7 +1506,7 @@
         <w:pStyle w:val="Heading2"/>
       </w:pPr>
       <w:r>
-        <w:t>Déification et préservation de l’humain</w:t>
+        <w:t>Obéissance et responsabilité</w:t>
       </w:r>
     </w:p>
     <w:p>
@@ -1171,7 +1514,7 @@
         <w:rPr>
           <w:b w:val="0"/>
         </w:rPr>
-        <w:t>Dans la logique de CTM, la déification signifie la participation à la vie de Dieu, avec maintien de la distinction entre Créateur et créature. L’homme ne devient pas sa propre source et ne disparaît pas dans un tout impersonnel. Au contraire, la plénitude de la communion exige la préservation de celui qui communie.</w:t>
+        <w:t>CTM permet de soumettre l’obéissance à une question rigoureuse : rend-elle l’homme capable d’une réponse plus complète ou transfère-t-elle l’autorat de sa vie à une autre personne ? Des actes semblables extérieurement peuvent avoir des sens différents. L’acceptation volontaire d’une discipline peut élargir la liberté ; la suppression forcée de l’objection peut la restreindre.</w:t>
       </w:r>
     </w:p>
     <w:p>
@@ -1179,7 +1522,30 @@
         <w:rPr>
           <w:b w:val="0"/>
         </w:rPr>
-        <w:t>Le renoncement à une autofondation autonome n’est donc pas un renoncement à la personne. La prétention à être une source absolue est abandonnée, mais le nom, l’histoire, la réponse et la responsabilité sont préservés. C’est la différence fondamentale entre participation et absorption.</w:t>
+        <w:t>On ne peut établir cette différence à partir du seul mot « obéissance » ou du seul fait d’une restriction. Il faut déterminer si subsistent la vérification, la responsabilité, la possibilité de signaler une non-correspondance et la reconnaissance des limites de l’autorité du guide. L’institution ne peut se déclarer destinataire ultime du réadressage ni s’approprier l’action de Dieu.</w:t>
+      </w:r>
+    </w:p>
+    <w:p>
+      <w:r>
+        <w:t>L’une des questions ecclésiologiques centrales de CTM peut ainsi être formulée : la vie ecclésiale produit-elle des hommes capables de répondre eux-mêmes à Dieu ? Cette manière de poser la question n’exige pas de nier l’institution. Elle exige que celle-ci montre sa fidélité à la destination pour laquelle elle existe.</w:t>
+      </w:r>
+    </w:p>
+    <w:p>
+      <w:bookmarkStart w:id="12" w:name="section_12"/>
+      <w:pPr>
+        <w:pStyle w:val="Heading1"/>
+      </w:pPr>
+      <w:r>
+        <w:t>12 Eschatologie et ouverture de l’histoire</w:t>
+      </w:r>
+      <w:bookmarkEnd w:id="12"/>
+    </w:p>
+    <w:p>
+      <w:pPr>
+        <w:pStyle w:val="Heading2"/>
+      </w:pPr>
+      <w:r>
+        <w:t>L’avenir comme fondement de l’action présente</w:t>
       </w:r>
     </w:p>
     <w:p>
@@ -1187,7 +1553,23 @@
         <w:rPr>
           <w:b w:val="0"/>
         </w:rPr>
-        <w:t>La formule « Christ bin », qui traverse le volume I, exprime la radicalité de l’autodétermination chrétienne : le christianisme doit devenir une manière d’exister plutôt qu’une relation extérieure à un modèle vénéré. Elle doit être lue à travers la participation au Christ, non comme l’appropriation par l’homme du statut hypostatique unique du Fils incarné. Le volume II soutient précisément cette distinction : Dieu entre dans l’ontique, en Christ, directement et hypostatiquement ; la réponse historique humaine est dérivée et médiatisée. [I, « Pour une ontologie du Logos » ; « La foi comme compétence » ; II, « Subjectalité eschatologique », §§6, 13.]</w:t>
+        <w:t>L’homme n’agit pas seulement sous l’influence du passé. Il rapporte le présent à ce qui n’existe pas encore : il élève un enfant, crée une institution, tient une promesse. L’avenir est présent dans l’action comme horizon, non comme objet déjà donné.</w:t>
+      </w:r>
+    </w:p>
+    <w:p>
+      <w:r>
+        <w:rPr>
+          <w:b w:val="0"/>
+        </w:rPr>
+        <w:t>La subjectalité eschatologique de CTM déploie cette structure en rapport avec la plénitude ultime. Elle ne se réduit pas à une prévision des événements derniers. L’homme peut évaluer l’ordre existant à partir de ce que l’existence humaine est appelée à devenir. Ce qui réussit historiquement ne reçoit donc pas automatiquement le statut de vérité définitive.</w:t>
+      </w:r>
+    </w:p>
+    <w:p>
+      <w:r>
+        <w:rPr>
+          <w:b w:val="0"/>
+        </w:rPr>
+        <w:t>L’horizon eschatologique remplit une fonction métaprojectuelle : il ouvre l’espace des modèles possibles sans dicter un programme politique ou économique unique. Entre le Fondement et une institution concrète interviennent l’interprétation humaine, le choix, les ressources, le risque et la responsabilité. Attribuer à son projet une autorité divine inconditionnelle revient à supprimer précisément ces médiations. [II, « Subjectalité eschatologique », §§1–8.]</w:t>
       </w:r>
     </w:p>
     <w:p>
@@ -1195,12 +1577,7 @@
         <w:pStyle w:val="Heading2"/>
       </w:pPr>
       <w:r>
-        <w:t>Signification absolue sans absoluité de l’être</w:t>
-      </w:r>
-    </w:p>
-    <w:p>
-      <w:r>
-        <w:t>Le volume II distingue l’absoluité de Dieu de la signification absolue de la personne pour Dieu. L’homme est fini et créé. Mais sa finitude ne signifie pas qu’il soit remplaçable ni qu’il puisse être sacrifié comme matériau consommable à une totalité impersonnelle.</w:t>
+        <w:t>Ouverture et faux achèvement</w:t>
       </w:r>
     </w:p>
     <w:p>
@@ -1208,30 +1585,73 @@
         <w:rPr>
           <w:b w:val="0"/>
         </w:rPr>
-        <w:t>La promesse chrétienne de la vie éternelle concerne l’homme concret, et non seulement la conservation des informations le concernant, de sa contribution sociale ou du type humain général. La question de la personne reçoit ainsi une profondeur eschatologique : qu’est-ce qui permet à cet homme précis de conserver son identité dans la communion définitive avec Dieu ?</w:t>
-      </w:r>
-    </w:p>
-    <w:p>
-      <w:r>
-        <w:t>Dans le cadre de ses présupposés chrétiens, CTM propose ici un fondement théologique de l’irremplaçabilité. Mais affirmer qu’aucun autre fondement philosophique de cette irremplaçabilité n’est possible serait une thèse distincte et plus large. La force de la solution chrétienne ne suffit pas à l’établir : il faut examiner les arguments concurrents. [II, « Subjectalité eschatologique », §§11–12.]</w:t>
-      </w:r>
-    </w:p>
-    <w:p>
-      <w:bookmarkStart w:id="9" w:name="section_9"/>
+        <w:t>L’utopisme tente de produire la plénitude définitive par les moyens de l’histoire. La paralysie apocalyptique renonce au contraire à l’action parce qu’elle attend la fin. Le narcissisme messianique s’approprie le rôle de sauveur irremplaçable ; l’inflation eschatologique déclare chaque événement bataille ultime.</w:t>
+      </w:r>
+    </w:p>
+    <w:p>
+      <w:r>
+        <w:rPr>
+          <w:b w:val="0"/>
+        </w:rPr>
+        <w:t>Le défaut commun de ces régimes est la perte de la distinction entre l’horizon ultime et la forme historique finie. CTM préserve le droit d’agir résolument sans déclarer son action définitive. La corrigibilité n’est pas l’absence de convictions ; la limitation d’un projet n’annule pas l’obligation de le réaliser s’il est justifié.</w:t>
+      </w:r>
+    </w:p>
+    <w:p>
+      <w:r>
+        <w:rPr>
+          <w:b w:val="0"/>
+        </w:rPr>
+        <w:t>L’histoire éprouve non seulement la qualité de l’exécution. La résistance de la réalité peut révéler une erreur dans le modèle lui-même ou dans l’ordre des valeurs. La fidélité au Fondement exige donc parfois de transformer le projet initialement compris comme expression de cette fidélité.</w:t>
+      </w:r>
+    </w:p>
+    <w:p>
+      <w:pPr>
+        <w:pStyle w:val="Heading2"/>
+      </w:pPr>
+      <w:r>
+        <w:t>L’eschaton n’est pas une discussion infinie</w:t>
+      </w:r>
+    </w:p>
+    <w:p>
+      <w:r>
+        <w:rPr>
+          <w:b w:val="0"/>
+        </w:rPr>
+        <w:t>Dans l’action historique, l’ouverture signifie la possibilité de correction et le refus de sacraliser les formes finies. Mais l’eschaton définitif de CTM ne se réduit pas à un inachèvement éternel. Il comprend la résurrection du corps, la transfiguration de la création, le Royaume de Dieu et la plénitude de la communion.</w:t>
+      </w:r>
+    </w:p>
+    <w:p>
+      <w:r>
+        <w:rPr>
+          <w:b w:val="0"/>
+        </w:rPr>
+        <w:t>La formule de communication ontologique éternelle signifie la participation à la vie de Dieu avec maintien de la personne et de la distinction entre Créateur et créature. Elle ne désigne pas un échange infini d’informations. Ce n’est pas seulement la faculté de penser qui ressuscite : l’homme entre dans la plénitude avec l’intégralité de son être créé.</w:t>
+      </w:r>
+    </w:p>
+    <w:p>
+      <w:r>
+        <w:rPr>
+          <w:b w:val="0"/>
+        </w:rPr>
+        <w:t>Une présentation qui conclurait tout par le seul mot « ouverture » perdrait donc le contenu positif de l’espérance chrétienne. CTM associe l’inachèvement historique des constructions humaines à la promesse d’une plénitude que l’homme ne peut produire par ses propres forces. [II, « Subjectalité eschatologique », §§11–15.]</w:t>
+      </w:r>
+    </w:p>
+    <w:p>
+      <w:bookmarkStart w:id="13" w:name="section_13"/>
       <w:pPr>
         <w:pStyle w:val="Heading1"/>
       </w:pPr>
       <w:r>
-        <w:t>9 Incarnation Croix et résurrection</w:t>
-      </w:r>
-      <w:bookmarkEnd w:id="9"/>
+        <w:t>13 Le fondement trinitaire et la pneumatologie</w:t>
+      </w:r>
+      <w:bookmarkEnd w:id="13"/>
     </w:p>
     <w:p>
       <w:pPr>
         <w:pStyle w:val="Heading2"/>
       </w:pPr>
       <w:r>
-        <w:t>L’initiative de Dieu</w:t>
+        <w:t>Pourquoi la grâce n’est pas un module supplémentaire</w:t>
       </w:r>
     </w:p>
     <w:p>
@@ -1239,7 +1659,7 @@
         <w:rPr>
           <w:b w:val="0"/>
         </w:rPr>
-        <w:t>Présenter CTM comme une simple échelle d’efforts humains produirait une distorsion majeure. L’homme examine ses fondements, échoue, réadresse sa vie et semble ainsi atteindre Dieu par lui-même. Le volume II affirme clairement l’inverse : le mouvement de l’homme vers Dieu repose sur le mouvement antérieur de Dieu vers l’homme.</w:t>
+        <w:t>L’article « À la recherche d’une pneumatologie » commence par une lacune reconnue par l’auteur. L’architecture de la réponse humaine était déjà élaborée, mais la place du Saint-Esprit et de la grâce n’avait pas reçu d’explication spécifique. La solution ne consiste pas à ajouter un quatrième élément à l’EID, à l’OS et à la subjectalité, mais à proposer une lecture théologique de l’ensemble de l’architecture.</w:t>
       </w:r>
     </w:p>
     <w:p>
@@ -1247,7 +1667,7 @@
         <w:rPr>
           <w:b w:val="0"/>
         </w:rPr>
-        <w:t>L’incarnation signifie que le Logos entre dans la réalité créée en assumant la nature humaine, le corps et l’histoire. Le Fondement ne se contente pas d’adresser une exigence à l’homme de l’extérieur. Dans le Christ, il participe à la vulnérabilité humaine. La théologie du projet ne peut donc se réduire à une technique universelle de navigation entre des cartes.</w:t>
+        <w:t>L’argument suit ici un seul sens. La Trinité n’est pas déduite du fait que le modèle anthropologique comporte trois dimensions. Le projet part déjà de la confession chrétienne et examine si des distinctions introduites indépendamment permettent de décrire plus précisément un aspect de l’image de Dieu.</w:t>
       </w:r>
     </w:p>
     <w:p>
@@ -1255,7 +1675,7 @@
         <w:rPr>
           <w:b w:val="0"/>
         </w:rPr>
-        <w:t>Cela limite également le rapport négatif à l’ontique. Si le Fils assume le corps et l’histoire, la concrétude du monde n’est pas seulement un obstacle à l’élévation vers le sens. Elle devient lieu de rencontre et de réponse. Le travail, les soins corporels et l’organisation juste des relations prennent sens comme formes d’incarnation historique, sans qu’aucune devienne le Royaume de Dieu lui-même. [II, « Subjectalité eschatologique », §§6, 13–14.]</w:t>
+        <w:t>Cette limitation est fondamentale. Le schéma anthropologique ne prouve pas le dogme ; la confession dogmatique ne rend pas automatiquement vraie toute analogie anthropologique proposée. La correspondance doit montrer sa puissance explicative et résister à une vérification négative. [III, « À la recherche d’une pneumatologie », §§1–4.]</w:t>
       </w:r>
     </w:p>
     <w:p>
@@ -1263,12 +1683,7 @@
         <w:pStyle w:val="Heading2"/>
       </w:pPr>
       <w:r>
-        <w:t>La Croix comme épreuve du fondement</w:t>
-      </w:r>
-    </w:p>
-    <w:p>
-      <w:r>
-        <w:t>La Croix occupe une place centrale dans CTM parce qu’elle sépare la fidélité à la vérité de la garantie de sa propre réussite. Si une personne ne tient pour vrai que ce qui préserve sa force, son prestige et sa sécurité, elle continue de se considérer comme son propre fondement ultime. La pratique de la Croix signifie la possibilité de renoncer à cette condition.</w:t>
+        <w:t>Trois correspondances et leur asymétrie</w:t>
       </w:r>
     </w:p>
     <w:p>
@@ -1276,7 +1691,7 @@
         <w:rPr>
           <w:b w:val="0"/>
         </w:rPr>
-        <w:t>Mais tout sacrifice ne devient pas chrétien. Un homme peut mourir pour un projet faux, sous la contrainte d’autrui ou au service de sa propre démesure. L’ampleur de la perte ne prouve pas la vérité du destinataire. Le discernement chrétien demande d’examiner le rapport à la vérité, à la liberté d’autrui, à la responsabilité et au Christ lui-même.</w:t>
+        <w:t>La subjectalité est rapportée principalement au principe paternel de commencement, d’autorat et de responsabilité. L’homme n’est pas sans commencement, mais il peut être un commencement dérivé effectif de la réponse. Ce n’est pas un degré de divinité, mais la distinction entre la réception d’une capacité et l’accomplissement propre d’un acte.</w:t>
       </w:r>
     </w:p>
     <w:p>
@@ -1284,7 +1699,7 @@
         <w:rPr>
           <w:b w:val="0"/>
         </w:rPr>
-        <w:t>La pratique de la Croix ne peut donc devenir l’exigence de s’exposer continuellement au danger ou de laisser une institution disposer de la souffrance d’autrui. Dans les termes du CTM tardif, celui qui exige un prix doit justifier son droit à l’exiger ; l’ascèse volontaire n’est pas identique à une dépossession extérieure de la subjectalité. La formule théologique ne dispense pas de cet examen.</w:t>
+        <w:t>L’OS est rapporté principalement au principe filial et logosique de distinction et d’opération. Le monde n’est pas un chaos absolument indiscernable, et la réponse humaine peut posséder une détermination signifiante. La dimension logosique dépasse toutefois l’OS : elle concerne aussi bien la détermination de la Réalité elle-même que la structure de sa présence.</w:t>
       </w:r>
     </w:p>
     <w:p>
@@ -1292,7 +1707,15 @@
         <w:rPr>
           <w:b w:val="0"/>
         </w:rPr>
-        <w:t>Dans le volume II, la Croix reçoit une interprétation supplémentaire : Dieu permet les conséquences réelles du jugement humain sur lui sans reconnaître ce jugement comme vrai. La liberté de l’homme est prise au sérieux au point que sa réponse fausse devient un événement historique. Cette lecture théologique de l’auteur révèle le prix de la relation, mais ne signifie pas que le verdict humain acquière un pouvoir sur la vérité ultime de Dieu. [I, « La foi comme compétence » ; II, « Ontogenèse de la subjectalité », §22 ; « Subjectalité eschatologique », §13.]</w:t>
+        <w:t>L’EID est partiellement rapporté à la dimension pneumatologique par sa structure de présence. La vérité ne doit pas seulement être correctement nommée : elle doit devenir vivante et significative pour l’homme, le toucher et pouvoir transformer sa manière de vivre. Mais une présence intense n’atteste pas encore la vérité : une peur, une idole ou une représentation fausse peuvent également envahir toute la conscience.</w:t>
+      </w:r>
+    </w:p>
+    <w:p>
+      <w:r>
+        <w:rPr>
+          <w:b w:val="0"/>
+        </w:rPr>
+        <w:t>Les correspondances sont volontairement asymétriques. La dimension pneumatologique traverse l’ensemble de l’architecture : ouverture, vivification du rapport à la vérité, guérison, passage du savoir à la réponse réelle. Elle ne se limite pas à l’EID. De même, la subjectalité n’est pas le domaine exclusif de l’action du Père, ni les opérations celui de l’action du Fils. L’action de la Trinité est une. [Ibid., §§3–15.]</w:t>
       </w:r>
     </w:p>
     <w:p>
@@ -1300,438 +1723,12 @@
         <w:pStyle w:val="Heading2"/>
       </w:pPr>
       <w:r>
-        <w:t>Pourquoi l’argument reste incomplet sans la résurrection</w:t>
-      </w:r>
-    </w:p>
-    <w:p>
-      <w:r>
-        <w:rPr>
-          <w:b w:val="0"/>
-        </w:rPr>
-        <w:t>S’arrêter à la Croix comme honnêteté face à la défaite donnerait une philosophie de la dignité dans la catastrophe. Le sens chrétien de CTM est plus large. La résurrection signifie que la mort et le verdict historique ne constituent pas l’horizon définitif de la nature humaine assumée par le Logos.</w:t>
-      </w:r>
-    </w:p>
-    <w:p>
-      <w:r>
-        <w:rPr>
-          <w:b w:val="0"/>
-        </w:rPr>
-        <w:t>La foi ne transforme pas ici la défaite en victoire par les mots. Elle rapporte l’événement historique à une plénitude promise dont la source est en Dieu. La capacité humaine de traverser une crise ne produit pas la résurrection et ne la démontre pas empiriquement. La résurrection entre dans le projet comme contenu de l’annonce chrétienne et fondement de l’espérance.</w:t>
-      </w:r>
-    </w:p>
-    <w:p>
-      <w:r>
-        <w:rPr>
-          <w:b w:val="0"/>
-        </w:rPr>
-        <w:t>Cette distinction permet d’éviter deux réductions. La première transforme le christianisme en psychologie héroïque : supporte tout, et tu te sauveras ainsi. La seconde transforme l’espérance en négation des conséquences : puisque Dieu vaincra, l’erreur humaine serait sans importance. CTM exige simultanément la réalité du prix historique et l’ouverture à un horizon que l’histoire n’épuise pas.</w:t>
-      </w:r>
-    </w:p>
-    <w:p>
-      <w:bookmarkStart w:id="10" w:name="section_10"/>
-      <w:pPr>
-        <w:pStyle w:val="Heading1"/>
-      </w:pPr>
-      <w:r>
-        <w:t>10 La foi comme compétence et la langue de Dieu</w:t>
-      </w:r>
-      <w:bookmarkEnd w:id="10"/>
-    </w:p>
-    <w:p>
-      <w:pPr>
-        <w:pStyle w:val="Heading2"/>
-      </w:pPr>
-      <w:r>
-        <w:t>De la conviction à la capacité de vivre</w:t>
-      </w:r>
-    </w:p>
-    <w:p>
-      <w:r>
-        <w:rPr>
-          <w:b w:val="0"/>
-        </w:rPr>
-        <w:t>La foi a dans CTM des manifestations psychologiques, sociales et intellectuelles sans s’y réduire. L’expérience, l’appartenance et la conviction peuvent exister dans des systèmes religieux et idéologiques très différents. La question spécifiquement chrétienne concerne la source de la vie et le rapport à l’avenir.</w:t>
-      </w:r>
-    </w:p>
-    <w:p>
-      <w:r>
-        <w:rPr>
-          <w:b w:val="0"/>
-        </w:rPr>
-        <w:t>La compétence désigne une capacité stable d’agir là où les connaissances et les instructions ne fournissent aucune solution toute faite. On peut beaucoup savoir sur le pardon sans parvenir à pardonner ; comprendre la nécessité de la vérité et la dissimuler sous la menace d’une perte. Entre le contenu de la conscience et la manière d’exister demeure un passage qu’une définition ne peut accomplir à elle seule.</w:t>
-      </w:r>
-    </w:p>
-    <w:p>
-      <w:r>
-        <w:rPr>
-          <w:b w:val="0"/>
-        </w:rPr>
-        <w:t>La foi comme compétence est la capacité de maintenir l’orientation vers Dieu et la vérité dans des conditions changeantes, d’assumer la responsabilité, d’examiner sa propre compréhension et de renouveler sa réponse. Elle ne garantit pas la justesse de chaque décision et ne rend pas le croyant omniscient. Sa maturité inclut la capacité de reconnaître une erreur sans détruire la relation même au Fondement. [I, « De la nature de la foi » ; « La foi comme compétence » ; III, section XIII.]</w:t>
-      </w:r>
-    </w:p>
-    <w:p>
-      <w:pPr>
-        <w:pStyle w:val="Heading2"/>
-      </w:pPr>
-      <w:r>
-        <w:t>Le silence de Dieu et le monde concurrentiel</w:t>
-      </w:r>
-    </w:p>
-    <w:p>
-      <w:r>
-        <w:rPr>
-          <w:b w:val="0"/>
-        </w:rPr>
-        <w:t>« La langue de Dieu », au volume I, pose une question douloureuse : comment articuler la confession du Dieu d’amour avec la réalité de la souffrance et l’expérience de son silence ? Ce n’est pas simplement un chapitre sur le langage sacré ou la structure logique de la création. Il examine le décalage entre l’intervention attendue par l’homme et la transformation de l’homme lui-même à laquelle le christianisme l’appelle.</w:t>
-      </w:r>
-    </w:p>
-    <w:p>
-      <w:r>
-        <w:rPr>
-          <w:b w:val="0"/>
-        </w:rPr>
-        <w:t>L’ontologie concurrentielle comprend l’être comme lutte pour la conservation, la supériorité et le contrôle. Dans un tel monde, Dieu lui-même peut être pensé comme le participant le plus puissant, dont on attend la victoire de son propre camp. L’ontologie solidaire suppose un autre type de relation : la plénitude de l’un ne doit pas s’accomplir par la destruction de l’autre. L’humilité est ici liée au renoncement à s’approprier le centre de l’être, et la détermination à la disposition à entrer réellement dans un autre rapport à la vie.</w:t>
-      </w:r>
-    </w:p>
-    <w:p>
-      <w:r>
-        <w:rPr>
-          <w:b w:val="0"/>
-        </w:rPr>
-        <w:t>Cette lecture explique pourquoi le christianisme n’est pas tenu de confirmer chaque attente humaine de puissance. Elle ne résout cependant pas toutes les questions de théodicée. Du fait qu’une intervention contraignante peut supprimer la liberté ne découle pas encore une explication de toute souffrance, particulièrement de celle des êtres qui ne peuvent l’accepter de manière réfléchie. Il faut donc lire ce chapitre comme une interprétation du mode chrétien de réponse, sans le présenter comme une démonstration achevée de la justification de tout ce qui arrive. [I, « La langue de Dieu ».]</w:t>
-      </w:r>
-    </w:p>
-    <w:p>
-      <w:pPr>
-        <w:pStyle w:val="Heading2"/>
-      </w:pPr>
-      <w:r>
-        <w:t>Repentir et ascèse</w:t>
-      </w:r>
-    </w:p>
-    <w:p>
-      <w:r>
-        <w:rPr>
-          <w:b w:val="0"/>
-        </w:rPr>
-        <w:t>Le repentir touche dans CTM les fondements de la perception et de l’action. L’homme ne regrette pas seulement une transgression ; il cherche à comprendre quelle conception de lui-même et du monde l’a rendue possible. S’il continue de considérer autrui comme un moyen de se rassurer, une excuse isolée peut ne rien changer à la structure relationnelle qui se reproduit.</w:t>
-      </w:r>
-    </w:p>
-    <w:p>
-      <w:r>
-        <w:rPr>
-          <w:b w:val="0"/>
-        </w:rPr>
-        <w:t>L’ascèse ontologique désigne la discipline du renoncement aux éléments non viables de sa propre carte. C’est une capacité difficile : une construction erronée peut soutenir la dignité, l’appartenance et la sécurité familière. Y renoncer exige non seulement un argument, mais la volonté de vivre autrement.</w:t>
-      </w:r>
-    </w:p>
-    <w:p>
-      <w:r>
-        <w:rPr>
-          <w:b w:val="0"/>
-        </w:rPr>
-        <w:t>La vérification constante n’implique pourtant pas une déstabilisation psychologique chronique. Des habitudes, des savoir-faire et des formes de vie stables peuvent soutenir la réponse. Ce qui compte est leur ouverture à la correction, non la destruction obligatoire de la stabilité à chaque acte. La méthode tardive permet ici de lire avec davantage de prudence le langage de la rupture continuelle dans le volume I.</w:t>
-      </w:r>
-    </w:p>
-    <w:p>
-      <w:bookmarkStart w:id="11" w:name="section_11"/>
-      <w:pPr>
-        <w:pStyle w:val="Heading1"/>
-      </w:pPr>
-      <w:r>
-        <w:t>11 L’Église comme événement et forme historique</w:t>
-      </w:r>
-      <w:bookmarkEnd w:id="11"/>
-    </w:p>
-    <w:p>
-      <w:pPr>
-        <w:pStyle w:val="Heading2"/>
-      </w:pPr>
-      <w:r>
-        <w:t>La communion plutôt que la confirmation mutuelle</w:t>
-      </w:r>
-    </w:p>
-    <w:p>
-      <w:r>
-        <w:t>La communication ontologique commence là où la rencontre d’autrui peut non seulement apporter de nouvelles informations, mais aussi transformer les fondements de la compréhension d’une personne. Cela exige de reconnaître la réalité propre de l’interlocuteur, irréductible à sa place dans la vision du monde de cette personne. La réponse d’autrui peut révéler ce que cette carte ne contient pas.</w:t>
-      </w:r>
-    </w:p>
-    <w:p>
-      <w:r>
-        <w:rPr>
-          <w:b w:val="0"/>
-        </w:rPr>
-        <w:t>Pour CTM, cela importe autant dans le rapport à Dieu que dans le rapport à l’homme. La communion ne se réduit ni à l’intensité des expériences ni à l’accord. Même un conflit peut devenir événement de rencontre si les participants admettent l’examen de leurs fondements. Inversement, l’unanimité peut résulter de l’exclusion systématique des dissidents.</w:t>
-      </w:r>
-    </w:p>
-    <w:p>
-      <w:r>
-        <w:rPr>
-          <w:b w:val="0"/>
-        </w:rPr>
-        <w:t>L’Église est considérée comme l’espace où une telle communication doit recevoir une forme historique durable. Le sens théologique de l’assemblée et de l’Eucharistie est relié à la participation à la vie du Royaume et à l’expérience d’une communion qui ne se réduit pas aux règles du monde concurrentiel. Le sacrement n’est pas remplacé par une conversation : il s’agit de la forme humaine de participation à l’action de Dieu. [I, « Le point de départ. Autrefois originel » ; « Essai… », chap.6–7 ; II, « Subjectalité eschatologique », §§9–10.]</w:t>
-      </w:r>
-    </w:p>
-    <w:p>
-      <w:pPr>
-        <w:pStyle w:val="Heading2"/>
-      </w:pPr>
-      <w:r>
-        <w:t>Pourquoi une infrastructure est nécessaire</w:t>
-      </w:r>
-    </w:p>
-    <w:p>
-      <w:r>
-        <w:rPr>
-          <w:b w:val="0"/>
-        </w:rPr>
-        <w:t>Un événement particulier de rencontre peut être impossible à transmettre et à reproduire. La forme historique — culte, enseignement, communauté, discipline, mémoire, direction — crée les conditions dans lesquelles une nouvelle personne peut entrer dans l’expérience et élaborer sa propre réponse.</w:t>
-      </w:r>
-    </w:p>
-    <w:p>
-      <w:r>
-        <w:rPr>
-          <w:b w:val="0"/>
-        </w:rPr>
-        <w:t>Le mot « infrastructure » ne doit donc pas signifier que l’Église ne serait qu’une organisation de services. Il isole un aspect de son existence historique : ce qui rend possibles la formation, le maintien, la vérification et la reproduction de la subjectalité eschatologique. C’est une perspective fonctionnelle interne à la compréhension théologique, non une définition dogmatique exhaustive.</w:t>
-      </w:r>
-    </w:p>
-    <w:p>
-      <w:r>
-        <w:rPr>
-          <w:b w:val="0"/>
-        </w:rPr>
-        <w:t>La forme ecclésiale peut remplir sa fonction, être en train d’apprendre à la remplir, compenser l’absence de résultat, le simuler ou produire l’effet inverse. Une direction appelée à enseigner le discernement peut, par exemple, installer l’incapacité à décider sans le guide. Un tel diagnostic exige des données concrètes sur la pratique ; une simple tonalité critique ne suffit pas. [III, section XIII ; « À la recherche d’une pneumatologie », §16.]</w:t>
-      </w:r>
-    </w:p>
-    <w:p>
-      <w:pPr>
-        <w:pStyle w:val="Heading2"/>
-      </w:pPr>
-      <w:r>
-        <w:t>Obéissance et responsabilité</w:t>
-      </w:r>
-    </w:p>
-    <w:p>
-      <w:r>
-        <w:rPr>
-          <w:b w:val="0"/>
-        </w:rPr>
-        <w:t>CTM permet de soumettre l’obéissance à une question rigoureuse : rend-elle l’homme capable d’une réponse plus complète ou transfère-t-elle l’autorat de sa vie à une autre personne ? Des actes semblables extérieurement peuvent avoir des sens différents. L’acceptation volontaire d’une discipline peut élargir la liberté ; la suppression forcée de l’objection peut la restreindre.</w:t>
-      </w:r>
-    </w:p>
-    <w:p>
-      <w:r>
-        <w:rPr>
-          <w:b w:val="0"/>
-        </w:rPr>
-        <w:t>On ne peut établir cette différence à partir du seul mot « obéissance » ou du seul fait d’une restriction. Il faut déterminer si subsistent la vérification, la responsabilité, la possibilité de signaler une non-correspondance et la reconnaissance des limites de l’autorité du guide. L’institution ne peut se déclarer destinataire ultime du réadressage ni s’approprier l’action de Dieu.</w:t>
-      </w:r>
-    </w:p>
-    <w:p>
-      <w:r>
-        <w:t>L’une des questions ecclésiologiques centrales de CTM peut ainsi être formulée : la vie ecclésiale produit-elle des hommes capables de répondre eux-mêmes à Dieu ? Cette manière de poser la question n’exige pas de nier l’institution. Elle exige que celle-ci montre sa fidélité à la destination pour laquelle elle existe.</w:t>
-      </w:r>
-    </w:p>
-    <w:p>
-      <w:bookmarkStart w:id="12" w:name="section_12"/>
-      <w:pPr>
-        <w:pStyle w:val="Heading1"/>
-      </w:pPr>
-      <w:r>
-        <w:t>12 Eschatologie et ouverture de l’histoire</w:t>
-      </w:r>
-      <w:bookmarkEnd w:id="12"/>
-    </w:p>
-    <w:p>
-      <w:pPr>
-        <w:pStyle w:val="Heading2"/>
-      </w:pPr>
-      <w:r>
-        <w:t>L’avenir comme fondement de l’action présente</w:t>
-      </w:r>
-    </w:p>
-    <w:p>
-      <w:r>
-        <w:rPr>
-          <w:b w:val="0"/>
-        </w:rPr>
-        <w:t>L’homme n’agit pas seulement sous l’influence du passé. Il rapporte le présent à ce qui n’existe pas encore : il élève un enfant, crée une institution, tient une promesse. L’avenir est présent dans l’action comme horizon, non comme objet déjà donné.</w:t>
-      </w:r>
-    </w:p>
-    <w:p>
-      <w:r>
-        <w:rPr>
-          <w:b w:val="0"/>
-        </w:rPr>
-        <w:t>La subjectalité eschatologique de CTM déploie cette structure en rapport avec la plénitude ultime. Elle ne se réduit pas à une prévision des événements derniers. L’homme peut évaluer l’ordre existant à partir de ce que l’existence humaine est appelée à devenir. Ce qui réussit historiquement ne reçoit donc pas automatiquement le statut de vérité définitive.</w:t>
-      </w:r>
-    </w:p>
-    <w:p>
-      <w:r>
-        <w:rPr>
-          <w:b w:val="0"/>
-        </w:rPr>
-        <w:t>L’horizon eschatologique remplit une fonction métaprojectuelle : il ouvre l’espace des modèles possibles sans dicter un programme politique ou économique unique. Entre le Fondement et une institution concrète interviennent l’interprétation humaine, le choix, les ressources, le risque et la responsabilité. Attribuer à son projet une autorité divine inconditionnelle revient à supprimer précisément ces médiations. [II, « Subjectalité eschatologique », §§1–8.]</w:t>
-      </w:r>
-    </w:p>
-    <w:p>
-      <w:pPr>
-        <w:pStyle w:val="Heading2"/>
-      </w:pPr>
-      <w:r>
-        <w:t>Ouverture et faux achèvement</w:t>
-      </w:r>
-    </w:p>
-    <w:p>
-      <w:r>
-        <w:rPr>
-          <w:b w:val="0"/>
-        </w:rPr>
-        <w:t>L’utopisme tente de produire la plénitude définitive par les moyens de l’histoire. La paralysie apocalyptique renonce au contraire à l’action parce qu’elle attend la fin. Le narcissisme messianique s’approprie le rôle de sauveur irremplaçable ; l’inflation eschatologique déclare chaque événement bataille ultime.</w:t>
-      </w:r>
-    </w:p>
-    <w:p>
-      <w:r>
-        <w:rPr>
-          <w:b w:val="0"/>
-        </w:rPr>
-        <w:t>Le défaut commun de ces régimes est la perte de la distinction entre l’horizon ultime et la forme historique finie. CTM préserve le droit d’agir résolument sans déclarer son action définitive. La corrigibilité n’est pas l’absence de convictions ; la limitation d’un projet n’annule pas l’obligation de le réaliser s’il est justifié.</w:t>
-      </w:r>
-    </w:p>
-    <w:p>
-      <w:r>
-        <w:rPr>
-          <w:b w:val="0"/>
-        </w:rPr>
-        <w:t>L’histoire éprouve non seulement la qualité de l’exécution. La résistance de la réalité peut révéler une erreur dans le modèle lui-même ou dans l’ordre des valeurs. La fidélité au Fondement exige donc parfois de transformer le projet initialement compris comme expression de cette fidélité.</w:t>
-      </w:r>
-    </w:p>
-    <w:p>
-      <w:pPr>
-        <w:pStyle w:val="Heading2"/>
-      </w:pPr>
-      <w:r>
-        <w:t>L’eschaton n’est pas une discussion infinie</w:t>
-      </w:r>
-    </w:p>
-    <w:p>
-      <w:r>
-        <w:rPr>
-          <w:b w:val="0"/>
-        </w:rPr>
-        <w:t>Dans l’action historique, l’ouverture signifie la possibilité de correction et le refus de sacraliser les formes finies. Mais l’eschaton définitif de CTM ne se réduit pas à un inachèvement éternel. Il comprend la résurrection du corps, la transfiguration de la création, le Royaume de Dieu et la plénitude de la communion.</w:t>
-      </w:r>
-    </w:p>
-    <w:p>
-      <w:r>
-        <w:rPr>
-          <w:b w:val="0"/>
-        </w:rPr>
-        <w:t>La formule de communication ontologique éternelle signifie la participation à la vie de Dieu avec maintien de la personne et de la distinction entre Créateur et créature. Elle ne désigne pas un échange infini d’informations. Ce n’est pas seulement la faculté de penser qui ressuscite : l’homme entre dans la plénitude avec l’intégralité de son être créé.</w:t>
-      </w:r>
-    </w:p>
-    <w:p>
-      <w:r>
-        <w:rPr>
-          <w:b w:val="0"/>
-        </w:rPr>
-        <w:t>Une présentation qui conclurait tout par le seul mot « ouverture » perdrait donc le contenu positif de l’espérance chrétienne. CTM associe l’inachèvement historique des constructions humaines à la promesse d’une plénitude que l’homme ne peut produire par ses propres forces. [II, « Subjectalité eschatologique », §§11–15.]</w:t>
-      </w:r>
-    </w:p>
-    <w:p>
-      <w:bookmarkStart w:id="13" w:name="section_13"/>
-      <w:pPr>
-        <w:pStyle w:val="Heading1"/>
-      </w:pPr>
-      <w:r>
-        <w:t>13 Le fondement trinitaire et la pneumatologie</w:t>
-      </w:r>
-      <w:bookmarkEnd w:id="13"/>
-    </w:p>
-    <w:p>
-      <w:pPr>
-        <w:pStyle w:val="Heading2"/>
-      </w:pPr>
-      <w:r>
-        <w:t>Pourquoi la grâce n’est pas un module supplémentaire</w:t>
-      </w:r>
-    </w:p>
-    <w:p>
-      <w:r>
-        <w:rPr>
-          <w:b w:val="0"/>
-        </w:rPr>
-        <w:t>L’article « À la recherche d’une pneumatologie » commence par une lacune reconnue par l’auteur. L’architecture de la réponse humaine était déjà élaborée, mais la place du Saint-Esprit et de la grâce n’avait pas reçu d’explication spécifique. La solution ne consiste pas à ajouter un quatrième élément à l’EID, à l’OS et à la subjectalité, mais à proposer une lecture théologique de l’ensemble de l’architecture.</w:t>
-      </w:r>
-    </w:p>
-    <w:p>
-      <w:r>
-        <w:rPr>
-          <w:b w:val="0"/>
-        </w:rPr>
-        <w:t>L’argument suit ici un seul sens. La Trinité n’est pas déduite du fait que le modèle anthropologique comporte trois dimensions. Le projet part déjà de la confession chrétienne et examine si des distinctions introduites indépendamment permettent de décrire plus précisément un aspect de l’image de Dieu.</w:t>
-      </w:r>
-    </w:p>
-    <w:p>
-      <w:r>
-        <w:rPr>
-          <w:b w:val="0"/>
-        </w:rPr>
-        <w:t>Cette limitation est fondamentale. Le schéma anthropologique ne prouve pas le dogme ; la confession dogmatique ne rend pas automatiquement vraie toute analogie anthropologique proposée. La correspondance doit montrer sa puissance explicative et résister à une vérification négative. [III, « À la recherche d’une pneumatologie », §§1–4.]</w:t>
-      </w:r>
-    </w:p>
-    <w:p>
-      <w:pPr>
-        <w:pStyle w:val="Heading2"/>
-      </w:pPr>
-      <w:r>
-        <w:t>Trois correspondances et leur asymétrie</w:t>
-      </w:r>
-    </w:p>
-    <w:p>
-      <w:r>
-        <w:rPr>
-          <w:b w:val="0"/>
-        </w:rPr>
-        <w:t>La subjectalité est rapportée principalement au principe paternel de commencement, d’autorat et de responsabilité. L’homme n’est pas sans commencement, mais il peut être un commencement dérivé effectif de la réponse. Ce n’est pas un degré de divinité, mais la distinction entre la réception d’une capacité et l’accomplissement propre d’un acte.</w:t>
-      </w:r>
-    </w:p>
-    <w:p>
-      <w:r>
-        <w:rPr>
-          <w:b w:val="0"/>
-        </w:rPr>
-        <w:t>L’OS est rapporté principalement au principe filial et logosique de distinction et d’opération. Le monde n’est pas un chaos absolument indiscernable, et la réponse humaine peut posséder une détermination signifiante. La dimension logosique dépasse toutefois l’OS : elle concerne aussi bien la détermination de la Réalité elle-même que la structure de sa présence.</w:t>
-      </w:r>
-    </w:p>
-    <w:p>
-      <w:r>
-        <w:rPr>
-          <w:b w:val="0"/>
-        </w:rPr>
-        <w:t>L’EID est partiellement rapporté à la dimension pneumatologique par sa structure de présence. La vérité ne doit pas seulement être correctement nommée : elle doit devenir vivante et significative pour l’homme, le toucher et pouvoir transformer sa manière de vivre. Mais une présence intense n’atteste pas encore la vérité : une peur, une idole ou une représentation fausse peuvent également envahir toute la conscience.</w:t>
-      </w:r>
-    </w:p>
-    <w:p>
-      <w:r>
-        <w:rPr>
-          <w:b w:val="0"/>
-        </w:rPr>
-        <w:t>Les correspondances sont volontairement asymétriques. La dimension pneumatologique traverse l’ensemble de l’architecture : ouverture, vivification du rapport à la vérité, guérison, passage du savoir à la réponse réelle. Elle ne se limite pas à l’EID. De même, la subjectalité n’est pas le domaine exclusif de l’action du Père, ni les opérations celui de l’action du Fils. L’action de la Trinité est une. [Ibid., §§3–15.]</w:t>
-      </w:r>
-    </w:p>
-    <w:p>
-      <w:pPr>
-        <w:pStyle w:val="Heading2"/>
-      </w:pPr>
-      <w:r>
         <w:t>La grâce et la réalité de l’autorat humain</w:t>
       </w:r>
     </w:p>
     <w:p>
       <w:r>
-        <w:t>Dans CTM, la grâce est envisagée comme un horizon donné par le Dieu Trinitaire Personnel, dans lequel deviennent possibles la liberté, l’humanité et la réponse propre de l’homme. Cette formulation a été précisée par l’auteur lors de la préparation du présent exposé. En ne reconnaissant pas et en ne s’appropriant pas l’horizon de liberté et d’humanité donné par le Dieu Trinitaire Personnel, l’homme risque de perdre la subjectalité humaine (personnelle) déjà acquise. Le fondement de cette précision se trouve dans la « Condition interprétative » de CTM I : la grâce est présupposée comme condition de possibilité du choix dans tous les énoncés concernant le choix et la capacité du sujet à adopter une position déterminée. L’autorat humain est donc envisagé comme l’exercice d’une capacité d’agir donnée et guérie par Dieu. L’action de Dieu ne doit pas être pensée comme concurrente de l’action humaine : la guérison de la nature signifie une capacité plus complète de l’homme à répondre, non la disparition de l’auteur de la réponse. [CTM I, « Condition interprétative » ; CTM III, « À la recherche d’une pneumatologie », §14.]</w:t>
+        <w:t>Dans CTM, la grâce est envisagée comme un horizon donné par le Dieu Trinitaire Personnel, dans lequel deviennent possibles la liberté, le fait d’être humain au sens personnel et la réponse propre de l’homme. Cette formulation a été précisée par l’auteur lors de la préparation du présent exposé. En ne reconnaissant pas et en ne s’appropriant pas cet horizon donné, l’homme risque de perdre la subjectalité humaine (personnelle) déjà acquise. Le fondement de cette précision se trouve dans la « Condition interprétative » de CTM I : la grâce est présupposée comme condition de possibilité du choix dans tous les énoncés concernant le choix et la capacité du sujet à adopter une position déterminée. L’autorat humain est donc envisagé comme l’exercice d’une capacité d’agir donnée et guérie par Dieu. L’action de Dieu ne doit pas être pensée comme concurrente de l’action humaine : la guérison de la nature signifie une capacité plus complète de l’homme à répondre, non la disparition de l’auteur de la réponse. [CTM I, « Condition interprétative » ; CTM III, « À la recherche d’une pneumatologie », §14.]</w:t>
       </w:r>
     </w:p>
     <w:p>
